--- a/8.资源管理/2.运行记录类文件/TXHS-08-12-备件库应用情况说明.docx
+++ b/8.资源管理/2.运行记录类文件/TXHS-08-12-备件库应用情况说明.docx
@@ -21,7 +21,7 @@
         <w:spacing w:before="3120" w:beforeLines="1000"/>
         <w:textAlignment w:val="baseline"/>
       </w:pPr>
-      <w:bookmarkStart w:id="0" w:name="_Toc6693"/>
+      <w:bookmarkStart w:id="0" w:name="_Toc29347"/>
       <w:r>
         <w:drawing>
           <wp:anchor distT="0" distB="0" distL="114300" distR="114300" simplePos="0" relativeHeight="251661312" behindDoc="1" locked="0" layoutInCell="1" allowOverlap="1">
@@ -210,7 +210,7 @@
           <w:lang w:val="en-US" w:eastAsia="zh-CN"/>
         </w:rPr>
       </w:pPr>
-      <w:bookmarkStart w:id="1" w:name="_Toc31849"/>
+      <w:bookmarkStart w:id="1" w:name="_Toc15531"/>
       <w:r>
         <w:rPr>
           <w:rFonts w:hint="eastAsia"/>
@@ -565,18 +565,7 @@
                 <w:vertAlign w:val="baseline"/>
                 <w:lang w:val="en-US" w:eastAsia="zh-CN"/>
               </w:rPr>
-              <w:t>V2.</w:t>
-            </w:r>
-            <w:r>
-              <w:rPr>
-                <w:rFonts w:hint="eastAsia"/>
-                <w:spacing w:val="0"/>
-                <w:kern w:val="0"/>
-                <w:u w:val="single"/>
-                <w:vertAlign w:val="baseline"/>
-                <w:lang w:val="en-US" w:eastAsia="zh-CN"/>
-              </w:rPr>
-              <w:t>0</w:t>
+              <w:t>V1.0</w:t>
             </w:r>
           </w:p>
         </w:tc>
@@ -618,17 +607,7 @@
                 <w:vertAlign w:val="baseline"/>
                 <w:lang w:val="en-US" w:eastAsia="zh-CN"/>
               </w:rPr>
-              <w:t>审核</w:t>
-            </w:r>
-            <w:bookmarkStart w:id="34" w:name="_GoBack"/>
-            <w:bookmarkEnd w:id="34"/>
-            <w:r>
-              <w:rPr>
-                <w:rFonts w:hint="eastAsia"/>
-                <w:vertAlign w:val="baseline"/>
-                <w:lang w:val="en-US" w:eastAsia="zh-CN"/>
-              </w:rPr>
-              <w:t>时间</w:t>
+              <w:t>审核时间</w:t>
             </w:r>
             <w:r>
               <w:rPr>
@@ -1219,7 +1198,7 @@
                 <w:sz w:val="20"/>
                 <w:szCs w:val="20"/>
               </w:rPr>
-              <w:t>202</w:t>
+              <w:t>2025.1</w:t>
             </w:r>
             <w:r>
               <w:rPr>
@@ -1230,28 +1209,7 @@
                 <w:szCs w:val="20"/>
                 <w:lang w:val="en-US" w:eastAsia="zh-CN"/>
               </w:rPr>
-              <w:t>3</w:t>
-            </w:r>
-            <w:r>
-              <w:rPr>
-                <w:rFonts w:ascii="宋体" w:hAnsi="宋体" w:eastAsia="宋体" w:cs="宋体"/>
-                <w:spacing w:val="3"/>
-                <w:position w:val="1"/>
-                <w:sz w:val="20"/>
-                <w:szCs w:val="20"/>
-              </w:rPr>
-              <w:t>.</w:t>
-            </w:r>
-            <w:r>
-              <w:rPr>
-                <w:rFonts w:hint="eastAsia" w:ascii="宋体" w:hAnsi="宋体" w:cs="宋体"/>
-                <w:spacing w:val="3"/>
-                <w:position w:val="1"/>
-                <w:sz w:val="20"/>
-                <w:szCs w:val="20"/>
-                <w:lang w:val="en-US" w:eastAsia="zh-CN"/>
-              </w:rPr>
-              <w:t>06</w:t>
+              <w:t>2</w:t>
             </w:r>
             <w:r>
               <w:rPr>
@@ -1408,7 +1366,7 @@
                 <w:vertAlign w:val="baseline"/>
                 <w:lang w:val="en-US" w:eastAsia="zh-CN"/>
               </w:rPr>
-              <w:t>程方</w:t>
+              <w:t>强宇涛</w:t>
             </w:r>
           </w:p>
         </w:tc>
@@ -1452,7 +1410,7 @@
                 <w:vertAlign w:val="baseline"/>
                 <w:lang w:val="en-US" w:eastAsia="zh-CN"/>
               </w:rPr>
-              <w:t>茅建根</w:t>
+              <w:t>陈凯</w:t>
             </w:r>
           </w:p>
         </w:tc>
@@ -1524,7 +1482,6 @@
           <w:tcPr>
             <w:tcW w:w="1317" w:type="dxa"/>
             <w:shd w:val="clear" w:color="auto" w:fill="auto"/>
-            <w:vAlign w:val="top"/>
           </w:tcPr>
           <w:p>
             <w:pPr>
@@ -1555,55 +1512,12 @@
                 <w:lang w:val="en-US" w:eastAsia="en-US" w:bidi="ar-SA"/>
               </w:rPr>
             </w:pPr>
-            <w:r>
-              <w:rPr>
-                <w:rFonts w:ascii="宋体" w:hAnsi="宋体" w:eastAsia="宋体" w:cs="宋体"/>
-                <w:spacing w:val="3"/>
-                <w:position w:val="1"/>
-                <w:sz w:val="20"/>
-                <w:szCs w:val="20"/>
-              </w:rPr>
-              <w:t>2025.1</w:t>
-            </w:r>
-            <w:r>
-              <w:rPr>
-                <w:rFonts w:hint="eastAsia" w:ascii="宋体" w:hAnsi="宋体" w:cs="宋体"/>
-                <w:spacing w:val="3"/>
-                <w:position w:val="1"/>
-                <w:sz w:val="20"/>
-                <w:szCs w:val="20"/>
-                <w:lang w:val="en-US" w:eastAsia="zh-CN"/>
-              </w:rPr>
-              <w:t>2</w:t>
-            </w:r>
-            <w:r>
-              <w:rPr>
-                <w:rFonts w:ascii="宋体" w:hAnsi="宋体" w:eastAsia="宋体" w:cs="宋体"/>
-                <w:spacing w:val="3"/>
-                <w:position w:val="1"/>
-                <w:sz w:val="20"/>
-                <w:szCs w:val="20"/>
-              </w:rPr>
-              <w:t>.</w:t>
-            </w:r>
-            <w:r>
-              <w:rPr>
-                <w:rFonts w:hint="eastAsia" w:ascii="宋体" w:hAnsi="宋体" w:cs="宋体"/>
-                <w:spacing w:val="3"/>
-                <w:position w:val="1"/>
-                <w:sz w:val="20"/>
-                <w:szCs w:val="20"/>
-                <w:lang w:val="en-US" w:eastAsia="zh-CN"/>
-              </w:rPr>
-              <w:t>30</w:t>
-            </w:r>
           </w:p>
         </w:tc>
         <w:tc>
           <w:tcPr>
             <w:tcW w:w="972" w:type="dxa"/>
             <w:shd w:val="clear" w:color="auto" w:fill="auto"/>
-            <w:vAlign w:val="top"/>
           </w:tcPr>
           <w:p>
             <w:pPr>
@@ -1634,44 +1548,12 @@
                 <w:lang w:val="en-US" w:eastAsia="en-US" w:bidi="ar-SA"/>
               </w:rPr>
             </w:pPr>
-            <w:r>
-              <w:rPr>
-                <w:rFonts w:ascii="宋体" w:hAnsi="宋体" w:eastAsia="宋体" w:cs="宋体"/>
-                <w:spacing w:val="4"/>
-                <w:position w:val="1"/>
-                <w:sz w:val="20"/>
-                <w:szCs w:val="20"/>
-              </w:rPr>
-              <w:t>V</w:t>
-            </w:r>
-            <w:r>
-              <w:rPr>
-                <w:rFonts w:hint="eastAsia" w:ascii="宋体" w:hAnsi="宋体" w:cs="宋体"/>
-                <w:spacing w:val="4"/>
-                <w:position w:val="1"/>
-                <w:sz w:val="20"/>
-                <w:szCs w:val="20"/>
-                <w:lang w:val="en-US" w:eastAsia="zh-CN"/>
-              </w:rPr>
-              <w:t>2</w:t>
-            </w:r>
-            <w:r>
-              <w:rPr>
-                <w:rFonts w:ascii="宋体" w:hAnsi="宋体" w:eastAsia="宋体" w:cs="宋体"/>
-                <w:spacing w:val="4"/>
-                <w:position w:val="1"/>
-                <w:sz w:val="20"/>
-                <w:szCs w:val="20"/>
-              </w:rPr>
-              <w:t>.0</w:t>
-            </w:r>
           </w:p>
         </w:tc>
         <w:tc>
           <w:tcPr>
             <w:tcW w:w="1575" w:type="dxa"/>
             <w:shd w:val="clear" w:color="auto" w:fill="auto"/>
-            <w:vAlign w:val="top"/>
           </w:tcPr>
           <w:p>
             <w:pPr>
@@ -1702,25 +1584,12 @@
                 <w:lang w:val="en-US" w:eastAsia="zh-CN" w:bidi="ar-SA"/>
               </w:rPr>
             </w:pPr>
-            <w:r>
-              <w:rPr>
-                <w:rFonts w:hint="eastAsia" w:ascii="宋体" w:hAnsi="宋体" w:cs="宋体"/>
-                <w:snapToGrid w:val="0"/>
-                <w:color w:val="000000"/>
-                <w:kern w:val="0"/>
-                <w:sz w:val="20"/>
-                <w:szCs w:val="20"/>
-                <w:lang w:val="en-US" w:eastAsia="zh-CN" w:bidi="ar-SA"/>
-              </w:rPr>
-              <w:t>修订</w:t>
-            </w:r>
           </w:p>
         </w:tc>
         <w:tc>
           <w:tcPr>
             <w:tcW w:w="1829" w:type="dxa"/>
             <w:shd w:val="clear" w:color="auto" w:fill="auto"/>
-            <w:vAlign w:val="top"/>
           </w:tcPr>
           <w:p>
             <w:pPr>
@@ -1752,24 +1621,12 @@
                 <w:lang w:val="en-US" w:eastAsia="en-US" w:bidi="ar-SA"/>
               </w:rPr>
             </w:pPr>
-            <w:r>
-              <w:rPr>
-                <w:rFonts w:hint="eastAsia" w:asciiTheme="minorAscii" w:hAnsiTheme="minorAscii" w:eastAsiaTheme="minorEastAsia"/>
-                <w:spacing w:val="0"/>
-                <w:kern w:val="0"/>
-                <w:sz w:val="21"/>
-                <w:vertAlign w:val="baseline"/>
-                <w:lang w:val="en-US" w:eastAsia="zh-CN"/>
-              </w:rPr>
-              <w:t>程方</w:t>
-            </w:r>
           </w:p>
         </w:tc>
         <w:tc>
           <w:tcPr>
             <w:tcW w:w="1606" w:type="dxa"/>
             <w:shd w:val="clear" w:color="auto" w:fill="auto"/>
-            <w:vAlign w:val="top"/>
           </w:tcPr>
           <w:p>
             <w:pPr>
@@ -1801,24 +1658,12 @@
                 <w:lang w:val="en-US" w:eastAsia="en-US" w:bidi="ar-SA"/>
               </w:rPr>
             </w:pPr>
-            <w:r>
-              <w:rPr>
-                <w:rFonts w:hint="eastAsia" w:asciiTheme="minorAscii" w:hAnsiTheme="minorAscii" w:eastAsiaTheme="minorEastAsia"/>
-                <w:spacing w:val="0"/>
-                <w:kern w:val="0"/>
-                <w:sz w:val="21"/>
-                <w:vertAlign w:val="baseline"/>
-                <w:lang w:val="en-US" w:eastAsia="zh-CN"/>
-              </w:rPr>
-              <w:t>茅建根</w:t>
-            </w:r>
           </w:p>
         </w:tc>
         <w:tc>
           <w:tcPr>
             <w:tcW w:w="915" w:type="dxa"/>
             <w:shd w:val="clear" w:color="auto" w:fill="auto"/>
-            <w:vAlign w:val="top"/>
           </w:tcPr>
           <w:p>
             <w:pPr>
@@ -1849,17 +1694,6 @@
                 <w:lang w:val="en-US" w:eastAsia="en-US" w:bidi="ar-SA"/>
               </w:rPr>
             </w:pPr>
-            <w:r>
-              <w:rPr>
-                <w:rFonts w:hint="eastAsia" w:asciiTheme="minorAscii" w:hAnsiTheme="minorAscii" w:eastAsiaTheme="minorEastAsia"/>
-                <w:spacing w:val="0"/>
-                <w:kern w:val="0"/>
-                <w:sz w:val="21"/>
-                <w:vertAlign w:val="baseline"/>
-                <w:lang w:val="en-US" w:eastAsia="zh-CN"/>
-              </w:rPr>
-              <w:t>吴亚红</w:t>
-            </w:r>
           </w:p>
         </w:tc>
       </w:tr>
@@ -2311,6 +2145,8 @@
               <w:tab w:val="right" w:leader="dot" w:pos="8306"/>
             </w:tabs>
           </w:pPr>
+          <w:bookmarkStart w:id="25" w:name="_GoBack"/>
+          <w:bookmarkEnd w:id="25"/>
           <w:r>
             <w:rPr>
               <w:rFonts w:hint="eastAsia" w:ascii="宋体" w:hAnsi="宋体" w:eastAsia="宋体" w:cs="宋体"/>
@@ -2347,7 +2183,7 @@
               <w:rFonts w:hint="eastAsia" w:ascii="宋体" w:hAnsi="宋体" w:eastAsia="宋体" w:cs="宋体"/>
               <w:szCs w:val="24"/>
             </w:rPr>
-            <w:instrText xml:space="preserve"> HYPERLINK \l _Toc6693 </w:instrText>
+            <w:instrText xml:space="preserve"> HYPERLINK \l _Toc29347 </w:instrText>
           </w:r>
           <w:r>
             <w:rPr>
@@ -2370,7 +2206,7 @@
             <w:fldChar w:fldCharType="begin"/>
           </w:r>
           <w:r>
-            <w:instrText xml:space="preserve"> PAGEREF _Toc6693 \h </w:instrText>
+            <w:instrText xml:space="preserve"> PAGEREF _Toc29347 \h </w:instrText>
           </w:r>
           <w:r>
             <w:fldChar w:fldCharType="separate"/>
@@ -2408,7 +2244,7 @@
               <w:rFonts w:hint="eastAsia" w:ascii="宋体" w:hAnsi="宋体" w:eastAsia="宋体" w:cs="宋体"/>
               <w:szCs w:val="24"/>
             </w:rPr>
-            <w:instrText xml:space="preserve"> HYPERLINK \l _Toc31849 </w:instrText>
+            <w:instrText xml:space="preserve"> HYPERLINK \l _Toc15531 </w:instrText>
           </w:r>
           <w:r>
             <w:rPr>
@@ -2431,7 +2267,7 @@
             <w:fldChar w:fldCharType="begin"/>
           </w:r>
           <w:r>
-            <w:instrText xml:space="preserve"> PAGEREF _Toc31849 \h </w:instrText>
+            <w:instrText xml:space="preserve"> PAGEREF _Toc15531 \h </w:instrText>
           </w:r>
           <w:r>
             <w:fldChar w:fldCharType="separate"/>
@@ -2469,7 +2305,7 @@
               <w:rFonts w:hint="eastAsia" w:ascii="宋体" w:hAnsi="宋体" w:eastAsia="宋体" w:cs="宋体"/>
               <w:szCs w:val="24"/>
             </w:rPr>
-            <w:instrText xml:space="preserve"> HYPERLINK \l _Toc10453 </w:instrText>
+            <w:instrText xml:space="preserve"> HYPERLINK \l _Toc6702 </w:instrText>
           </w:r>
           <w:r>
             <w:rPr>
@@ -2494,7 +2330,7 @@
             <w:fldChar w:fldCharType="begin"/>
           </w:r>
           <w:r>
-            <w:instrText xml:space="preserve"> PAGEREF _Toc10453 \h </w:instrText>
+            <w:instrText xml:space="preserve"> PAGEREF _Toc6702 \h </w:instrText>
           </w:r>
           <w:r>
             <w:fldChar w:fldCharType="separate"/>
@@ -2532,7 +2368,7 @@
               <w:rFonts w:hint="eastAsia" w:ascii="宋体" w:hAnsi="宋体" w:eastAsia="宋体" w:cs="宋体"/>
               <w:szCs w:val="24"/>
             </w:rPr>
-            <w:instrText xml:space="preserve"> HYPERLINK \l _Toc21970 </w:instrText>
+            <w:instrText xml:space="preserve"> HYPERLINK \l _Toc32130 </w:instrText>
           </w:r>
           <w:r>
             <w:rPr>
@@ -2557,7 +2393,7 @@
             <w:fldChar w:fldCharType="begin"/>
           </w:r>
           <w:r>
-            <w:instrText xml:space="preserve"> PAGEREF _Toc21970 \h </w:instrText>
+            <w:instrText xml:space="preserve"> PAGEREF _Toc32130 \h </w:instrText>
           </w:r>
           <w:r>
             <w:fldChar w:fldCharType="separate"/>
@@ -2595,7 +2431,7 @@
               <w:rFonts w:hint="eastAsia" w:ascii="宋体" w:hAnsi="宋体" w:eastAsia="宋体" w:cs="宋体"/>
               <w:szCs w:val="24"/>
             </w:rPr>
-            <w:instrText xml:space="preserve"> HYPERLINK \l _Toc29768 </w:instrText>
+            <w:instrText xml:space="preserve"> HYPERLINK \l _Toc5087 </w:instrText>
           </w:r>
           <w:r>
             <w:rPr>
@@ -2620,7 +2456,7 @@
             <w:fldChar w:fldCharType="begin"/>
           </w:r>
           <w:r>
-            <w:instrText xml:space="preserve"> PAGEREF _Toc29768 \h </w:instrText>
+            <w:instrText xml:space="preserve"> PAGEREF _Toc5087 \h </w:instrText>
           </w:r>
           <w:r>
             <w:fldChar w:fldCharType="separate"/>
@@ -2658,7 +2494,7 @@
               <w:rFonts w:hint="eastAsia" w:ascii="宋体" w:hAnsi="宋体" w:eastAsia="宋体" w:cs="宋体"/>
               <w:szCs w:val="24"/>
             </w:rPr>
-            <w:instrText xml:space="preserve"> HYPERLINK \l _Toc13331 </w:instrText>
+            <w:instrText xml:space="preserve"> HYPERLINK \l _Toc13287 </w:instrText>
           </w:r>
           <w:r>
             <w:rPr>
@@ -2683,7 +2519,7 @@
             <w:fldChar w:fldCharType="begin"/>
           </w:r>
           <w:r>
-            <w:instrText xml:space="preserve"> PAGEREF _Toc13331 \h </w:instrText>
+            <w:instrText xml:space="preserve"> PAGEREF _Toc13287 \h </w:instrText>
           </w:r>
           <w:r>
             <w:fldChar w:fldCharType="separate"/>
@@ -2721,7 +2557,7 @@
               <w:rFonts w:hint="eastAsia" w:ascii="宋体" w:hAnsi="宋体" w:eastAsia="宋体" w:cs="宋体"/>
               <w:szCs w:val="24"/>
             </w:rPr>
-            <w:instrText xml:space="preserve"> HYPERLINK \l _Toc16607 </w:instrText>
+            <w:instrText xml:space="preserve"> HYPERLINK \l _Toc32228 </w:instrText>
           </w:r>
           <w:r>
             <w:rPr>
@@ -2746,7 +2582,7 @@
             <w:fldChar w:fldCharType="begin"/>
           </w:r>
           <w:r>
-            <w:instrText xml:space="preserve"> PAGEREF _Toc16607 \h </w:instrText>
+            <w:instrText xml:space="preserve"> PAGEREF _Toc32228 \h </w:instrText>
           </w:r>
           <w:r>
             <w:fldChar w:fldCharType="separate"/>
@@ -2784,7 +2620,7 @@
               <w:rFonts w:hint="eastAsia" w:ascii="宋体" w:hAnsi="宋体" w:eastAsia="宋体" w:cs="宋体"/>
               <w:szCs w:val="24"/>
             </w:rPr>
-            <w:instrText xml:space="preserve"> HYPERLINK \l _Toc7395 </w:instrText>
+            <w:instrText xml:space="preserve"> HYPERLINK \l _Toc26461 </w:instrText>
           </w:r>
           <w:r>
             <w:rPr>
@@ -2809,7 +2645,7 @@
             <w:fldChar w:fldCharType="begin"/>
           </w:r>
           <w:r>
-            <w:instrText xml:space="preserve"> PAGEREF _Toc7395 \h </w:instrText>
+            <w:instrText xml:space="preserve"> PAGEREF _Toc26461 \h </w:instrText>
           </w:r>
           <w:r>
             <w:fldChar w:fldCharType="separate"/>
@@ -2847,7 +2683,7 @@
               <w:rFonts w:hint="eastAsia" w:ascii="宋体" w:hAnsi="宋体" w:eastAsia="宋体" w:cs="宋体"/>
               <w:szCs w:val="24"/>
             </w:rPr>
-            <w:instrText xml:space="preserve"> HYPERLINK \l _Toc3277 </w:instrText>
+            <w:instrText xml:space="preserve"> HYPERLINK \l _Toc17301 </w:instrText>
           </w:r>
           <w:r>
             <w:rPr>
@@ -2872,7 +2708,7 @@
             <w:fldChar w:fldCharType="begin"/>
           </w:r>
           <w:r>
-            <w:instrText xml:space="preserve"> PAGEREF _Toc3277 \h </w:instrText>
+            <w:instrText xml:space="preserve"> PAGEREF _Toc17301 \h </w:instrText>
           </w:r>
           <w:r>
             <w:fldChar w:fldCharType="separate"/>
@@ -2910,7 +2746,7 @@
               <w:rFonts w:hint="eastAsia" w:ascii="宋体" w:hAnsi="宋体" w:eastAsia="宋体" w:cs="宋体"/>
               <w:szCs w:val="24"/>
             </w:rPr>
-            <w:instrText xml:space="preserve"> HYPERLINK \l _Toc20383 </w:instrText>
+            <w:instrText xml:space="preserve"> HYPERLINK \l _Toc22579 </w:instrText>
           </w:r>
           <w:r>
             <w:rPr>
@@ -2935,7 +2771,7 @@
             <w:fldChar w:fldCharType="begin"/>
           </w:r>
           <w:r>
-            <w:instrText xml:space="preserve"> PAGEREF _Toc20383 \h </w:instrText>
+            <w:instrText xml:space="preserve"> PAGEREF _Toc22579 \h </w:instrText>
           </w:r>
           <w:r>
             <w:fldChar w:fldCharType="separate"/>
@@ -2973,7 +2809,7 @@
               <w:rFonts w:hint="eastAsia" w:ascii="宋体" w:hAnsi="宋体" w:eastAsia="宋体" w:cs="宋体"/>
               <w:szCs w:val="24"/>
             </w:rPr>
-            <w:instrText xml:space="preserve"> HYPERLINK \l _Toc13351 </w:instrText>
+            <w:instrText xml:space="preserve"> HYPERLINK \l _Toc1270 </w:instrText>
           </w:r>
           <w:r>
             <w:rPr>
@@ -2998,7 +2834,7 @@
             <w:fldChar w:fldCharType="begin"/>
           </w:r>
           <w:r>
-            <w:instrText xml:space="preserve"> PAGEREF _Toc13351 \h </w:instrText>
+            <w:instrText xml:space="preserve"> PAGEREF _Toc1270 \h </w:instrText>
           </w:r>
           <w:r>
             <w:fldChar w:fldCharType="separate"/>
@@ -3036,7 +2872,7 @@
               <w:rFonts w:hint="eastAsia" w:ascii="宋体" w:hAnsi="宋体" w:eastAsia="宋体" w:cs="宋体"/>
               <w:szCs w:val="24"/>
             </w:rPr>
-            <w:instrText xml:space="preserve"> HYPERLINK \l _Toc4491 </w:instrText>
+            <w:instrText xml:space="preserve"> HYPERLINK \l _Toc19337 </w:instrText>
           </w:r>
           <w:r>
             <w:rPr>
@@ -3061,7 +2897,7 @@
             <w:fldChar w:fldCharType="begin"/>
           </w:r>
           <w:r>
-            <w:instrText xml:space="preserve"> PAGEREF _Toc4491 \h </w:instrText>
+            <w:instrText xml:space="preserve"> PAGEREF _Toc19337 \h </w:instrText>
           </w:r>
           <w:r>
             <w:fldChar w:fldCharType="separate"/>
@@ -3099,7 +2935,7 @@
               <w:rFonts w:hint="eastAsia" w:ascii="宋体" w:hAnsi="宋体" w:eastAsia="宋体" w:cs="宋体"/>
               <w:szCs w:val="24"/>
             </w:rPr>
-            <w:instrText xml:space="preserve"> HYPERLINK \l _Toc25240 </w:instrText>
+            <w:instrText xml:space="preserve"> HYPERLINK \l _Toc11048 </w:instrText>
           </w:r>
           <w:r>
             <w:rPr>
@@ -3124,7 +2960,7 @@
             <w:fldChar w:fldCharType="begin"/>
           </w:r>
           <w:r>
-            <w:instrText xml:space="preserve"> PAGEREF _Toc25240 \h </w:instrText>
+            <w:instrText xml:space="preserve"> PAGEREF _Toc11048 \h </w:instrText>
           </w:r>
           <w:r>
             <w:fldChar w:fldCharType="separate"/>
@@ -3162,7 +2998,7 @@
               <w:rFonts w:hint="eastAsia" w:ascii="宋体" w:hAnsi="宋体" w:eastAsia="宋体" w:cs="宋体"/>
               <w:szCs w:val="24"/>
             </w:rPr>
-            <w:instrText xml:space="preserve"> HYPERLINK \l _Toc21814 </w:instrText>
+            <w:instrText xml:space="preserve"> HYPERLINK \l _Toc25717 </w:instrText>
           </w:r>
           <w:r>
             <w:rPr>
@@ -3187,7 +3023,7 @@
             <w:fldChar w:fldCharType="begin"/>
           </w:r>
           <w:r>
-            <w:instrText xml:space="preserve"> PAGEREF _Toc21814 \h </w:instrText>
+            <w:instrText xml:space="preserve"> PAGEREF _Toc25717 \h </w:instrText>
           </w:r>
           <w:r>
             <w:fldChar w:fldCharType="separate"/>
@@ -3225,7 +3061,7 @@
               <w:rFonts w:hint="eastAsia" w:ascii="宋体" w:hAnsi="宋体" w:eastAsia="宋体" w:cs="宋体"/>
               <w:szCs w:val="24"/>
             </w:rPr>
-            <w:instrText xml:space="preserve"> HYPERLINK \l _Toc10178 </w:instrText>
+            <w:instrText xml:space="preserve"> HYPERLINK \l _Toc6523 </w:instrText>
           </w:r>
           <w:r>
             <w:rPr>
@@ -3241,7 +3077,7 @@
             <w:t xml:space="preserve">5. </w:t>
           </w:r>
           <w:r>
-            <w:t>近三年应用情况</w:t>
+            <w:t>总结</w:t>
           </w:r>
           <w:r>
             <w:tab/>
@@ -3250,405 +3086,13 @@
             <w:fldChar w:fldCharType="begin"/>
           </w:r>
           <w:r>
-            <w:instrText xml:space="preserve"> PAGEREF _Toc10178 \h </w:instrText>
+            <w:instrText xml:space="preserve"> PAGEREF _Toc6523 \h </w:instrText>
           </w:r>
           <w:r>
             <w:fldChar w:fldCharType="separate"/>
           </w:r>
           <w:r>
             <w:t>6</w:t>
-          </w:r>
-          <w:r>
-            <w:fldChar w:fldCharType="end"/>
-          </w:r>
-          <w:r>
-            <w:rPr>
-              <w:rFonts w:hint="eastAsia" w:ascii="宋体" w:hAnsi="宋体" w:eastAsia="宋体" w:cs="宋体"/>
-              <w:szCs w:val="24"/>
-            </w:rPr>
-            <w:fldChar w:fldCharType="end"/>
-          </w:r>
-        </w:p>
-        <w:p>
-          <w:pPr>
-            <w:pStyle w:val="17"/>
-            <w:tabs>
-              <w:tab w:val="right" w:leader="dot" w:pos="8306"/>
-            </w:tabs>
-          </w:pPr>
-          <w:r>
-            <w:rPr>
-              <w:rFonts w:hint="eastAsia" w:ascii="宋体" w:hAnsi="宋体" w:eastAsia="宋体" w:cs="宋体"/>
-              <w:szCs w:val="24"/>
-            </w:rPr>
-            <w:fldChar w:fldCharType="begin"/>
-          </w:r>
-          <w:r>
-            <w:rPr>
-              <w:rFonts w:hint="eastAsia" w:ascii="宋体" w:hAnsi="宋体" w:eastAsia="宋体" w:cs="宋体"/>
-              <w:szCs w:val="24"/>
-            </w:rPr>
-            <w:instrText xml:space="preserve"> HYPERLINK \l _Toc24026 </w:instrText>
-          </w:r>
-          <w:r>
-            <w:rPr>
-              <w:rFonts w:hint="eastAsia" w:ascii="宋体" w:hAnsi="宋体" w:eastAsia="宋体" w:cs="宋体"/>
-              <w:szCs w:val="24"/>
-            </w:rPr>
-            <w:fldChar w:fldCharType="separate"/>
-          </w:r>
-          <w:r>
-            <w:rPr>
-              <w:rFonts w:hint="default"/>
-            </w:rPr>
-            <w:t xml:space="preserve">5.1. </w:t>
-          </w:r>
-          <w:r>
-            <w:rPr>
-              <w:rFonts w:hint="eastAsia"/>
-              <w:lang w:val="en-US" w:eastAsia="zh-CN"/>
-            </w:rPr>
-            <w:t>近三年</w:t>
-          </w:r>
-          <w:r>
-            <w:t>核心指标完成情况</w:t>
-          </w:r>
-          <w:r>
-            <w:tab/>
-          </w:r>
-          <w:r>
-            <w:fldChar w:fldCharType="begin"/>
-          </w:r>
-          <w:r>
-            <w:instrText xml:space="preserve"> PAGEREF _Toc24026 \h </w:instrText>
-          </w:r>
-          <w:r>
-            <w:fldChar w:fldCharType="separate"/>
-          </w:r>
-          <w:r>
-            <w:t>6</w:t>
-          </w:r>
-          <w:r>
-            <w:fldChar w:fldCharType="end"/>
-          </w:r>
-          <w:r>
-            <w:rPr>
-              <w:rFonts w:hint="eastAsia" w:ascii="宋体" w:hAnsi="宋体" w:eastAsia="宋体" w:cs="宋体"/>
-              <w:szCs w:val="24"/>
-            </w:rPr>
-            <w:fldChar w:fldCharType="end"/>
-          </w:r>
-        </w:p>
-        <w:p>
-          <w:pPr>
-            <w:pStyle w:val="17"/>
-            <w:tabs>
-              <w:tab w:val="right" w:leader="dot" w:pos="8306"/>
-            </w:tabs>
-          </w:pPr>
-          <w:r>
-            <w:rPr>
-              <w:rFonts w:hint="eastAsia" w:ascii="宋体" w:hAnsi="宋体" w:eastAsia="宋体" w:cs="宋体"/>
-              <w:szCs w:val="24"/>
-            </w:rPr>
-            <w:fldChar w:fldCharType="begin"/>
-          </w:r>
-          <w:r>
-            <w:rPr>
-              <w:rFonts w:hint="eastAsia" w:ascii="宋体" w:hAnsi="宋体" w:eastAsia="宋体" w:cs="宋体"/>
-              <w:szCs w:val="24"/>
-            </w:rPr>
-            <w:instrText xml:space="preserve"> HYPERLINK \l _Toc27533 </w:instrText>
-          </w:r>
-          <w:r>
-            <w:rPr>
-              <w:rFonts w:hint="eastAsia" w:ascii="宋体" w:hAnsi="宋体" w:eastAsia="宋体" w:cs="宋体"/>
-              <w:szCs w:val="24"/>
-            </w:rPr>
-            <w:fldChar w:fldCharType="separate"/>
-          </w:r>
-          <w:r>
-            <w:rPr>
-              <w:rFonts w:hint="default"/>
-            </w:rPr>
-            <w:t xml:space="preserve">5.2. </w:t>
-          </w:r>
-          <w:r>
-            <w:rPr>
-              <w:rFonts w:hint="eastAsia"/>
-              <w:lang w:val="en-US" w:eastAsia="zh-CN"/>
-            </w:rPr>
-            <w:t>近三年</w:t>
-          </w:r>
-          <w:r>
-            <w:t>年度改进重点与成效</w:t>
-          </w:r>
-          <w:r>
-            <w:tab/>
-          </w:r>
-          <w:r>
-            <w:fldChar w:fldCharType="begin"/>
-          </w:r>
-          <w:r>
-            <w:instrText xml:space="preserve"> PAGEREF _Toc27533 \h </w:instrText>
-          </w:r>
-          <w:r>
-            <w:fldChar w:fldCharType="separate"/>
-          </w:r>
-          <w:r>
-            <w:t>6</w:t>
-          </w:r>
-          <w:r>
-            <w:fldChar w:fldCharType="end"/>
-          </w:r>
-          <w:r>
-            <w:rPr>
-              <w:rFonts w:hint="eastAsia" w:ascii="宋体" w:hAnsi="宋体" w:eastAsia="宋体" w:cs="宋体"/>
-              <w:szCs w:val="24"/>
-            </w:rPr>
-            <w:fldChar w:fldCharType="end"/>
-          </w:r>
-        </w:p>
-        <w:p>
-          <w:pPr>
-            <w:pStyle w:val="13"/>
-            <w:tabs>
-              <w:tab w:val="right" w:leader="dot" w:pos="8306"/>
-            </w:tabs>
-          </w:pPr>
-          <w:r>
-            <w:rPr>
-              <w:rFonts w:hint="eastAsia" w:ascii="宋体" w:hAnsi="宋体" w:eastAsia="宋体" w:cs="宋体"/>
-              <w:szCs w:val="24"/>
-            </w:rPr>
-            <w:fldChar w:fldCharType="begin"/>
-          </w:r>
-          <w:r>
-            <w:rPr>
-              <w:rFonts w:hint="eastAsia" w:ascii="宋体" w:hAnsi="宋体" w:eastAsia="宋体" w:cs="宋体"/>
-              <w:szCs w:val="24"/>
-            </w:rPr>
-            <w:instrText xml:space="preserve"> HYPERLINK \l _Toc18164 </w:instrText>
-          </w:r>
-          <w:r>
-            <w:rPr>
-              <w:rFonts w:hint="eastAsia" w:ascii="宋体" w:hAnsi="宋体" w:eastAsia="宋体" w:cs="宋体"/>
-              <w:szCs w:val="24"/>
-            </w:rPr>
-            <w:fldChar w:fldCharType="separate"/>
-          </w:r>
-          <w:r>
-            <w:rPr>
-              <w:rFonts w:hint="default"/>
-            </w:rPr>
-            <w:t xml:space="preserve">5.2.1. </w:t>
-          </w:r>
-          <w:r>
-            <w:t>2023年（基础建设期）</w:t>
-          </w:r>
-          <w:r>
-            <w:tab/>
-          </w:r>
-          <w:r>
-            <w:fldChar w:fldCharType="begin"/>
-          </w:r>
-          <w:r>
-            <w:instrText xml:space="preserve"> PAGEREF _Toc18164 \h </w:instrText>
-          </w:r>
-          <w:r>
-            <w:fldChar w:fldCharType="separate"/>
-          </w:r>
-          <w:r>
-            <w:t>6</w:t>
-          </w:r>
-          <w:r>
-            <w:fldChar w:fldCharType="end"/>
-          </w:r>
-          <w:r>
-            <w:rPr>
-              <w:rFonts w:hint="eastAsia" w:ascii="宋体" w:hAnsi="宋体" w:eastAsia="宋体" w:cs="宋体"/>
-              <w:szCs w:val="24"/>
-            </w:rPr>
-            <w:fldChar w:fldCharType="end"/>
-          </w:r>
-        </w:p>
-        <w:p>
-          <w:pPr>
-            <w:pStyle w:val="13"/>
-            <w:tabs>
-              <w:tab w:val="right" w:leader="dot" w:pos="8306"/>
-            </w:tabs>
-          </w:pPr>
-          <w:r>
-            <w:rPr>
-              <w:rFonts w:hint="eastAsia" w:ascii="宋体" w:hAnsi="宋体" w:eastAsia="宋体" w:cs="宋体"/>
-              <w:szCs w:val="24"/>
-            </w:rPr>
-            <w:fldChar w:fldCharType="begin"/>
-          </w:r>
-          <w:r>
-            <w:rPr>
-              <w:rFonts w:hint="eastAsia" w:ascii="宋体" w:hAnsi="宋体" w:eastAsia="宋体" w:cs="宋体"/>
-              <w:szCs w:val="24"/>
-            </w:rPr>
-            <w:instrText xml:space="preserve"> HYPERLINK \l _Toc10733 </w:instrText>
-          </w:r>
-          <w:r>
-            <w:rPr>
-              <w:rFonts w:hint="eastAsia" w:ascii="宋体" w:hAnsi="宋体" w:eastAsia="宋体" w:cs="宋体"/>
-              <w:szCs w:val="24"/>
-            </w:rPr>
-            <w:fldChar w:fldCharType="separate"/>
-          </w:r>
-          <w:r>
-            <w:rPr>
-              <w:rFonts w:hint="default"/>
-            </w:rPr>
-            <w:t xml:space="preserve">5.2.2. </w:t>
-          </w:r>
-          <w:r>
-            <w:t>2024年（规范提升期）</w:t>
-          </w:r>
-          <w:r>
-            <w:tab/>
-          </w:r>
-          <w:r>
-            <w:fldChar w:fldCharType="begin"/>
-          </w:r>
-          <w:r>
-            <w:instrText xml:space="preserve"> PAGEREF _Toc10733 \h </w:instrText>
-          </w:r>
-          <w:r>
-            <w:fldChar w:fldCharType="separate"/>
-          </w:r>
-          <w:r>
-            <w:t>6</w:t>
-          </w:r>
-          <w:r>
-            <w:fldChar w:fldCharType="end"/>
-          </w:r>
-          <w:r>
-            <w:rPr>
-              <w:rFonts w:hint="eastAsia" w:ascii="宋体" w:hAnsi="宋体" w:eastAsia="宋体" w:cs="宋体"/>
-              <w:szCs w:val="24"/>
-            </w:rPr>
-            <w:fldChar w:fldCharType="end"/>
-          </w:r>
-        </w:p>
-        <w:p>
-          <w:pPr>
-            <w:pStyle w:val="13"/>
-            <w:tabs>
-              <w:tab w:val="right" w:leader="dot" w:pos="8306"/>
-            </w:tabs>
-          </w:pPr>
-          <w:r>
-            <w:rPr>
-              <w:rFonts w:hint="eastAsia" w:ascii="宋体" w:hAnsi="宋体" w:eastAsia="宋体" w:cs="宋体"/>
-              <w:szCs w:val="24"/>
-            </w:rPr>
-            <w:fldChar w:fldCharType="begin"/>
-          </w:r>
-          <w:r>
-            <w:rPr>
-              <w:rFonts w:hint="eastAsia" w:ascii="宋体" w:hAnsi="宋体" w:eastAsia="宋体" w:cs="宋体"/>
-              <w:szCs w:val="24"/>
-            </w:rPr>
-            <w:instrText xml:space="preserve"> HYPERLINK \l _Toc22889 </w:instrText>
-          </w:r>
-          <w:r>
-            <w:rPr>
-              <w:rFonts w:hint="eastAsia" w:ascii="宋体" w:hAnsi="宋体" w:eastAsia="宋体" w:cs="宋体"/>
-              <w:szCs w:val="24"/>
-            </w:rPr>
-            <w:fldChar w:fldCharType="separate"/>
-          </w:r>
-          <w:r>
-            <w:rPr>
-              <w:rFonts w:hint="default"/>
-            </w:rPr>
-            <w:t xml:space="preserve">5.2.3. </w:t>
-          </w:r>
-          <w:r>
-            <w:t>2025年（成熟优化期）</w:t>
-          </w:r>
-          <w:r>
-            <w:tab/>
-          </w:r>
-          <w:r>
-            <w:fldChar w:fldCharType="begin"/>
-          </w:r>
-          <w:r>
-            <w:instrText xml:space="preserve"> PAGEREF _Toc22889 \h </w:instrText>
-          </w:r>
-          <w:r>
-            <w:fldChar w:fldCharType="separate"/>
-          </w:r>
-          <w:r>
-            <w:t>6</w:t>
-          </w:r>
-          <w:r>
-            <w:fldChar w:fldCharType="end"/>
-          </w:r>
-          <w:r>
-            <w:rPr>
-              <w:rFonts w:hint="eastAsia" w:ascii="宋体" w:hAnsi="宋体" w:eastAsia="宋体" w:cs="宋体"/>
-              <w:szCs w:val="24"/>
-            </w:rPr>
-            <w:fldChar w:fldCharType="end"/>
-          </w:r>
-        </w:p>
-        <w:p>
-          <w:pPr>
-            <w:pStyle w:val="16"/>
-            <w:tabs>
-              <w:tab w:val="right" w:leader="dot" w:pos="8306"/>
-            </w:tabs>
-          </w:pPr>
-          <w:r>
-            <w:rPr>
-              <w:rFonts w:hint="eastAsia" w:ascii="宋体" w:hAnsi="宋体" w:eastAsia="宋体" w:cs="宋体"/>
-              <w:szCs w:val="24"/>
-            </w:rPr>
-            <w:fldChar w:fldCharType="begin"/>
-          </w:r>
-          <w:r>
-            <w:rPr>
-              <w:rFonts w:hint="eastAsia" w:ascii="宋体" w:hAnsi="宋体" w:eastAsia="宋体" w:cs="宋体"/>
-              <w:szCs w:val="24"/>
-            </w:rPr>
-            <w:instrText xml:space="preserve"> HYPERLINK \l _Toc23021 </w:instrText>
-          </w:r>
-          <w:r>
-            <w:rPr>
-              <w:rFonts w:hint="eastAsia" w:ascii="宋体" w:hAnsi="宋体" w:eastAsia="宋体" w:cs="宋体"/>
-              <w:szCs w:val="24"/>
-            </w:rPr>
-            <w:fldChar w:fldCharType="separate"/>
-          </w:r>
-          <w:r>
-            <w:rPr>
-              <w:rFonts w:hint="default"/>
-            </w:rPr>
-            <w:t xml:space="preserve">6. </w:t>
-          </w:r>
-          <w:r>
-            <w:t>总结</w:t>
-          </w:r>
-          <w:r>
-            <w:tab/>
-          </w:r>
-          <w:r>
-            <w:fldChar w:fldCharType="begin"/>
-          </w:r>
-          <w:r>
-            <w:instrText xml:space="preserve"> PAGEREF _Toc23021 \h </w:instrText>
-          </w:r>
-          <w:r>
-            <w:fldChar w:fldCharType="separate"/>
-          </w:r>
-          <w:r>
-            <w:t>7</w:t>
           </w:r>
           <w:r>
             <w:fldChar w:fldCharType="end"/>
@@ -3742,7 +3186,7 @@
         <w:bidi w:val="0"/>
       </w:pPr>
       <w:bookmarkStart w:id="2" w:name="heading_0"/>
-      <w:bookmarkStart w:id="3" w:name="_Toc10453"/>
+      <w:bookmarkStart w:id="3" w:name="_Toc6702"/>
       <w:r>
         <w:t>概述</w:t>
       </w:r>
@@ -3764,7 +3208,7 @@
         <w:bidi w:val="0"/>
       </w:pPr>
       <w:bookmarkStart w:id="4" w:name="heading_1"/>
-      <w:bookmarkStart w:id="5" w:name="_Toc21970"/>
+      <w:bookmarkStart w:id="5" w:name="_Toc32130"/>
       <w:r>
         <w:t>管理体系建设与职责落实情况</w:t>
       </w:r>
@@ -3777,7 +3221,7 @@
         <w:bidi w:val="0"/>
       </w:pPr>
       <w:bookmarkStart w:id="6" w:name="heading_2"/>
-      <w:bookmarkStart w:id="7" w:name="_Toc29768"/>
+      <w:bookmarkStart w:id="7" w:name="_Toc5087"/>
       <w:r>
         <w:t>制度落地与规范明确</w:t>
       </w:r>
@@ -3798,8 +3242,8 @@
         <w:pStyle w:val="31"/>
         <w:bidi w:val="0"/>
       </w:pPr>
-      <w:bookmarkStart w:id="8" w:name="_Toc13331"/>
-      <w:bookmarkStart w:id="9" w:name="heading_3"/>
+      <w:bookmarkStart w:id="8" w:name="heading_3"/>
+      <w:bookmarkStart w:id="9" w:name="_Toc13287"/>
       <w:r>
         <w:t>岗位职责明确</w:t>
       </w:r>
@@ -3861,7 +3305,7 @@
         <w:bidi w:val="0"/>
       </w:pPr>
       <w:bookmarkStart w:id="10" w:name="heading_4"/>
-      <w:bookmarkStart w:id="11" w:name="_Toc16607"/>
+      <w:bookmarkStart w:id="11" w:name="_Toc32228"/>
       <w:r>
         <w:t>备件库运行机制与实施情况</w:t>
       </w:r>
@@ -3873,8 +3317,8 @@
         <w:pStyle w:val="31"/>
         <w:bidi w:val="0"/>
       </w:pPr>
-      <w:bookmarkStart w:id="12" w:name="_Toc7395"/>
-      <w:bookmarkStart w:id="13" w:name="heading_5"/>
+      <w:bookmarkStart w:id="12" w:name="heading_5"/>
+      <w:bookmarkStart w:id="13" w:name="_Toc26461"/>
       <w:r>
         <w:t>库体建设与分类存储</w:t>
       </w:r>
@@ -3946,8 +3390,8 @@
         <w:pStyle w:val="31"/>
         <w:bidi w:val="0"/>
       </w:pPr>
-      <w:bookmarkStart w:id="14" w:name="_Toc3277"/>
-      <w:bookmarkStart w:id="15" w:name="heading_6"/>
+      <w:bookmarkStart w:id="14" w:name="heading_6"/>
+      <w:bookmarkStart w:id="15" w:name="_Toc17301"/>
       <w:r>
         <w:t>核心流程闭环执行</w:t>
       </w:r>
@@ -3959,7 +3403,7 @@
         <w:pStyle w:val="32"/>
         <w:bidi w:val="0"/>
       </w:pPr>
-      <w:bookmarkStart w:id="16" w:name="_Toc20383"/>
+      <w:bookmarkStart w:id="16" w:name="_Toc22579"/>
       <w:r>
         <w:t>入库管理</w:t>
       </w:r>
@@ -3989,7 +3433,7 @@
         <w:pStyle w:val="32"/>
         <w:bidi w:val="0"/>
       </w:pPr>
-      <w:bookmarkStart w:id="17" w:name="_Toc13351"/>
+      <w:bookmarkStart w:id="17" w:name="_Toc1270"/>
       <w:r>
         <w:t>出库管理</w:t>
       </w:r>
@@ -4009,7 +3453,7 @@
         <w:pStyle w:val="32"/>
         <w:bidi w:val="0"/>
       </w:pPr>
-      <w:bookmarkStart w:id="18" w:name="_Toc4491"/>
+      <w:bookmarkStart w:id="18" w:name="_Toc19337"/>
       <w:r>
         <w:t>盘点管理</w:t>
       </w:r>
@@ -4046,8 +3490,8 @@
         <w:pStyle w:val="31"/>
         <w:bidi w:val="0"/>
       </w:pPr>
-      <w:bookmarkStart w:id="19" w:name="_Toc25240"/>
-      <w:bookmarkStart w:id="20" w:name="heading_7"/>
+      <w:bookmarkStart w:id="19" w:name="heading_7"/>
+      <w:bookmarkStart w:id="20" w:name="_Toc11048"/>
       <w:r>
         <w:t>安全与质量控制</w:t>
       </w:r>
@@ -4099,7 +3543,7 @@
         <w:bidi w:val="0"/>
       </w:pPr>
       <w:bookmarkStart w:id="21" w:name="heading_8"/>
-      <w:bookmarkStart w:id="22" w:name="_Toc21814"/>
+      <w:bookmarkStart w:id="22" w:name="_Toc25717"/>
       <w:r>
         <w:t>考核指标达成情况</w:t>
       </w:r>
@@ -4164,10 +3608,10 @@
         <w:pStyle w:val="29"/>
         <w:bidi w:val="0"/>
       </w:pPr>
-      <w:bookmarkStart w:id="23" w:name="heading_9"/>
-      <w:bookmarkStart w:id="24" w:name="_Toc10178"/>
-      <w:r>
-        <w:t>近三年应用情况</w:t>
+      <w:bookmarkStart w:id="23" w:name="heading_16"/>
+      <w:bookmarkStart w:id="24" w:name="_Toc6523"/>
+      <w:r>
+        <w:t>总结</w:t>
       </w:r>
       <w:bookmarkEnd w:id="23"/>
       <w:bookmarkEnd w:id="24"/>
@@ -4178,971 +3622,7 @@
         <w:bidi w:val="0"/>
       </w:pPr>
       <w:r>
-        <w:t>自202</w:t>
-      </w:r>
-      <w:r>
-        <w:rPr>
-          <w:rFonts w:hint="eastAsia"/>
-          <w:lang w:val="en-US" w:eastAsia="zh-CN"/>
-        </w:rPr>
-        <w:t>2</w:t>
-      </w:r>
-      <w:r>
-        <w:t>年备件库管理体系初步建立以来，备件管理成效持续提升，近三年核心指标及应用成效如下：</w:t>
-      </w:r>
-    </w:p>
-    <w:p>
-      <w:pPr>
-        <w:pStyle w:val="31"/>
-        <w:bidi w:val="0"/>
-      </w:pPr>
-      <w:bookmarkStart w:id="25" w:name="_Toc24026"/>
-      <w:bookmarkStart w:id="26" w:name="heading_10"/>
-      <w:r>
-        <w:rPr>
-          <w:rFonts w:hint="eastAsia"/>
-          <w:lang w:val="en-US" w:eastAsia="zh-CN"/>
-        </w:rPr>
-        <w:t>近三年</w:t>
-      </w:r>
-      <w:r>
-        <w:t>核心指标完成情况</w:t>
-      </w:r>
-      <w:bookmarkEnd w:id="25"/>
-      <w:bookmarkEnd w:id="26"/>
-    </w:p>
-    <w:tbl>
-      <w:tblPr>
-        <w:tblStyle w:val="20"/>
-        <w:tblW w:w="8522" w:type="dxa"/>
-        <w:jc w:val="center"/>
-        <w:tblBorders>
-          <w:top w:val="none" w:color="DEE0E3" w:sz="0" w:space="0"/>
-          <w:left w:val="none" w:color="DEE0E3" w:sz="0" w:space="0"/>
-          <w:bottom w:val="none" w:color="DEE0E3" w:sz="0" w:space="0"/>
-          <w:right w:val="none" w:color="DEE0E3" w:sz="0" w:space="0"/>
-          <w:insideH w:val="none" w:color="DEE0E3" w:sz="0" w:space="0"/>
-          <w:insideV w:val="none" w:color="DEE0E3" w:sz="0" w:space="0"/>
-        </w:tblBorders>
-        <w:tblLayout w:type="autofit"/>
-        <w:tblCellMar>
-          <w:top w:w="0" w:type="dxa"/>
-          <w:left w:w="10" w:type="dxa"/>
-          <w:bottom w:w="0" w:type="dxa"/>
-          <w:right w:w="10" w:type="dxa"/>
-        </w:tblCellMar>
-      </w:tblPr>
-      <w:tblGrid>
-        <w:gridCol w:w="1494"/>
-        <w:gridCol w:w="2111"/>
-        <w:gridCol w:w="3152"/>
-        <w:gridCol w:w="1765"/>
-      </w:tblGrid>
-      <w:tr>
-        <w:tblPrEx>
-          <w:tblBorders>
-            <w:top w:val="none" w:color="DEE0E3" w:sz="0" w:space="0"/>
-            <w:left w:val="none" w:color="DEE0E3" w:sz="0" w:space="0"/>
-            <w:bottom w:val="none" w:color="DEE0E3" w:sz="0" w:space="0"/>
-            <w:right w:val="none" w:color="DEE0E3" w:sz="0" w:space="0"/>
-            <w:insideH w:val="none" w:color="DEE0E3" w:sz="0" w:space="0"/>
-            <w:insideV w:val="none" w:color="DEE0E3" w:sz="0" w:space="0"/>
-          </w:tblBorders>
-          <w:tblCellMar>
-            <w:top w:w="0" w:type="dxa"/>
-            <w:left w:w="10" w:type="dxa"/>
-            <w:bottom w:w="0" w:type="dxa"/>
-            <w:right w:w="10" w:type="dxa"/>
-          </w:tblCellMar>
-        </w:tblPrEx>
-        <w:trPr>
-          <w:trHeight w:val="0" w:hRule="atLeast"/>
-          <w:tblHeader/>
-          <w:jc w:val="center"/>
-        </w:trPr>
-        <w:tc>
-          <w:tcPr>
-            <w:tcW w:w="1495" w:type="dxa"/>
-            <w:tcBorders>
-              <w:top w:val="single" w:color="auto" w:sz="12" w:space="0"/>
-              <w:left w:val="single" w:color="auto" w:sz="12" w:space="0"/>
-              <w:bottom w:val="nil"/>
-              <w:right w:val="nil"/>
-            </w:tcBorders>
-            <w:noWrap w:val="0"/>
-            <w:tcMar>
-              <w:top w:w="60" w:type="dxa"/>
-              <w:left w:w="120" w:type="dxa"/>
-              <w:bottom w:w="30" w:type="dxa"/>
-              <w:right w:w="120" w:type="dxa"/>
-            </w:tcMar>
-            <w:vAlign w:val="center"/>
-          </w:tcPr>
-          <w:p>
-            <w:pPr>
-              <w:snapToGrid w:val="0"/>
-              <w:spacing w:before="120" w:after="120" w:line="240" w:lineRule="auto"/>
-              <w:ind w:left="0" w:leftChars="0" w:right="0" w:rightChars="0" w:firstLine="0" w:firstLineChars="0"/>
-              <w:jc w:val="center"/>
-              <w:rPr>
-                <w:rFonts w:ascii="Arial" w:eastAsia="等线"/>
-                <w:b/>
-                <w:sz w:val="22"/>
-              </w:rPr>
-            </w:pPr>
-            <w:r>
-              <w:rPr>
-                <w:rFonts w:ascii="Arial" w:hAnsi="Arial" w:eastAsia="等线" w:cs="Arial"/>
-                <w:b/>
-                <w:sz w:val="22"/>
-              </w:rPr>
-              <w:t>年份</w:t>
-            </w:r>
-          </w:p>
-        </w:tc>
-        <w:tc>
-          <w:tcPr>
-            <w:tcW w:w="2111" w:type="dxa"/>
-            <w:tcBorders>
-              <w:top w:val="single" w:color="auto" w:sz="12" w:space="0"/>
-              <w:left w:val="single" w:color="auto" w:sz="4" w:space="0"/>
-              <w:bottom w:val="nil"/>
-              <w:right w:val="nil"/>
-            </w:tcBorders>
-            <w:noWrap w:val="0"/>
-            <w:tcMar>
-              <w:top w:w="60" w:type="dxa"/>
-              <w:left w:w="120" w:type="dxa"/>
-              <w:bottom w:w="30" w:type="dxa"/>
-              <w:right w:w="120" w:type="dxa"/>
-            </w:tcMar>
-            <w:vAlign w:val="center"/>
-          </w:tcPr>
-          <w:p>
-            <w:pPr>
-              <w:snapToGrid w:val="0"/>
-              <w:spacing w:before="120" w:after="120" w:line="240" w:lineRule="auto"/>
-              <w:ind w:left="0" w:leftChars="0" w:right="0" w:rightChars="0" w:firstLine="0" w:firstLineChars="0"/>
-              <w:jc w:val="center"/>
-              <w:rPr>
-                <w:rFonts w:ascii="Arial" w:eastAsia="等线"/>
-                <w:b/>
-                <w:sz w:val="22"/>
-              </w:rPr>
-            </w:pPr>
-            <w:r>
-              <w:rPr>
-                <w:rFonts w:ascii="Arial" w:hAnsi="Arial" w:eastAsia="等线" w:cs="Arial"/>
-                <w:b/>
-                <w:sz w:val="22"/>
-              </w:rPr>
-              <w:t>备件可用率</w:t>
-            </w:r>
-          </w:p>
-        </w:tc>
-        <w:tc>
-          <w:tcPr>
-            <w:tcW w:w="3152" w:type="dxa"/>
-            <w:tcBorders>
-              <w:top w:val="single" w:color="auto" w:sz="12" w:space="0"/>
-              <w:left w:val="single" w:color="auto" w:sz="4" w:space="0"/>
-              <w:bottom w:val="nil"/>
-              <w:right w:val="nil"/>
-            </w:tcBorders>
-            <w:noWrap w:val="0"/>
-            <w:tcMar>
-              <w:top w:w="60" w:type="dxa"/>
-              <w:left w:w="120" w:type="dxa"/>
-              <w:bottom w:w="30" w:type="dxa"/>
-              <w:right w:w="120" w:type="dxa"/>
-            </w:tcMar>
-            <w:vAlign w:val="center"/>
-          </w:tcPr>
-          <w:p>
-            <w:pPr>
-              <w:snapToGrid w:val="0"/>
-              <w:spacing w:before="120" w:after="120" w:line="240" w:lineRule="auto"/>
-              <w:ind w:left="0" w:leftChars="0" w:right="0" w:rightChars="0" w:firstLine="0" w:firstLineChars="0"/>
-              <w:jc w:val="center"/>
-              <w:rPr>
-                <w:rFonts w:ascii="Arial" w:eastAsia="等线"/>
-                <w:b/>
-                <w:sz w:val="22"/>
-              </w:rPr>
-            </w:pPr>
-            <w:r>
-              <w:rPr>
-                <w:rFonts w:ascii="Arial" w:hAnsi="Arial" w:eastAsia="等线" w:cs="Arial"/>
-                <w:b/>
-                <w:sz w:val="22"/>
-              </w:rPr>
-              <w:t>备件出入库准确率</w:t>
-            </w:r>
-          </w:p>
-        </w:tc>
-        <w:tc>
-          <w:tcPr>
-            <w:tcW w:w="1765" w:type="dxa"/>
-            <w:tcBorders>
-              <w:top w:val="single" w:color="auto" w:sz="12" w:space="0"/>
-              <w:left w:val="single" w:color="auto" w:sz="4" w:space="0"/>
-              <w:bottom w:val="nil"/>
-              <w:right w:val="single" w:color="auto" w:sz="12" w:space="0"/>
-            </w:tcBorders>
-            <w:noWrap w:val="0"/>
-            <w:tcMar>
-              <w:top w:w="60" w:type="dxa"/>
-              <w:left w:w="120" w:type="dxa"/>
-              <w:bottom w:w="30" w:type="dxa"/>
-              <w:right w:w="120" w:type="dxa"/>
-            </w:tcMar>
-            <w:vAlign w:val="center"/>
-          </w:tcPr>
-          <w:p>
-            <w:pPr>
-              <w:snapToGrid w:val="0"/>
-              <w:spacing w:before="120" w:after="120" w:line="240" w:lineRule="auto"/>
-              <w:ind w:left="0" w:leftChars="0" w:right="0" w:rightChars="0" w:firstLine="0" w:firstLineChars="0"/>
-              <w:jc w:val="center"/>
-              <w:rPr>
-                <w:rFonts w:ascii="Arial" w:eastAsia="等线"/>
-                <w:b/>
-                <w:sz w:val="22"/>
-              </w:rPr>
-            </w:pPr>
-            <w:r>
-              <w:rPr>
-                <w:rFonts w:ascii="Arial" w:hAnsi="Arial" w:eastAsia="等线" w:cs="Arial"/>
-                <w:b/>
-                <w:sz w:val="22"/>
-              </w:rPr>
-              <w:t>达成情况</w:t>
-            </w:r>
-          </w:p>
-        </w:tc>
-      </w:tr>
-      <w:tr>
-        <w:tblPrEx>
-          <w:tblBorders>
-            <w:top w:val="none" w:color="DEE0E3" w:sz="0" w:space="0"/>
-            <w:left w:val="none" w:color="DEE0E3" w:sz="0" w:space="0"/>
-            <w:bottom w:val="none" w:color="DEE0E3" w:sz="0" w:space="0"/>
-            <w:right w:val="none" w:color="DEE0E3" w:sz="0" w:space="0"/>
-            <w:insideH w:val="none" w:color="DEE0E3" w:sz="0" w:space="0"/>
-            <w:insideV w:val="none" w:color="DEE0E3" w:sz="0" w:space="0"/>
-          </w:tblBorders>
-          <w:tblCellMar>
-            <w:top w:w="0" w:type="dxa"/>
-            <w:left w:w="10" w:type="dxa"/>
-            <w:bottom w:w="0" w:type="dxa"/>
-            <w:right w:w="10" w:type="dxa"/>
-          </w:tblCellMar>
-        </w:tblPrEx>
-        <w:trPr>
-          <w:trHeight w:val="0" w:hRule="atLeast"/>
-          <w:jc w:val="center"/>
-        </w:trPr>
-        <w:tc>
-          <w:tcPr>
-            <w:tcW w:w="1495" w:type="dxa"/>
-            <w:tcBorders>
-              <w:top w:val="single" w:color="auto" w:sz="4" w:space="0"/>
-              <w:left w:val="single" w:color="auto" w:sz="12" w:space="0"/>
-              <w:bottom w:val="nil"/>
-              <w:right w:val="nil"/>
-            </w:tcBorders>
-            <w:noWrap w:val="0"/>
-            <w:tcMar>
-              <w:top w:w="60" w:type="dxa"/>
-              <w:left w:w="120" w:type="dxa"/>
-              <w:bottom w:w="30" w:type="dxa"/>
-              <w:right w:w="120" w:type="dxa"/>
-            </w:tcMar>
-            <w:vAlign w:val="center"/>
-          </w:tcPr>
-          <w:p>
-            <w:pPr>
-              <w:snapToGrid w:val="0"/>
-              <w:spacing w:before="120" w:after="120" w:line="240" w:lineRule="auto"/>
-              <w:ind w:left="0" w:leftChars="0" w:right="0" w:rightChars="0" w:firstLine="0" w:firstLineChars="0"/>
-              <w:jc w:val="center"/>
-              <w:rPr>
-                <w:rFonts w:ascii="Arial" w:eastAsia="等线"/>
-                <w:sz w:val="22"/>
-              </w:rPr>
-            </w:pPr>
-            <w:r>
-              <w:rPr>
-                <w:rFonts w:ascii="Arial" w:hAnsi="Arial" w:eastAsia="等线" w:cs="Arial"/>
-                <w:sz w:val="22"/>
-              </w:rPr>
-              <w:t>2023年</w:t>
-            </w:r>
-          </w:p>
-        </w:tc>
-        <w:tc>
-          <w:tcPr>
-            <w:tcW w:w="2111" w:type="dxa"/>
-            <w:tcBorders>
-              <w:top w:val="single" w:color="auto" w:sz="4" w:space="0"/>
-              <w:left w:val="single" w:color="auto" w:sz="4" w:space="0"/>
-              <w:bottom w:val="nil"/>
-              <w:right w:val="nil"/>
-            </w:tcBorders>
-            <w:noWrap w:val="0"/>
-            <w:tcMar>
-              <w:top w:w="60" w:type="dxa"/>
-              <w:left w:w="120" w:type="dxa"/>
-              <w:bottom w:w="30" w:type="dxa"/>
-              <w:right w:w="120" w:type="dxa"/>
-            </w:tcMar>
-            <w:vAlign w:val="center"/>
-          </w:tcPr>
-          <w:p>
-            <w:pPr>
-              <w:snapToGrid w:val="0"/>
-              <w:spacing w:before="120" w:after="120" w:line="240" w:lineRule="auto"/>
-              <w:ind w:left="0" w:leftChars="0" w:right="0" w:rightChars="0" w:firstLine="0" w:firstLineChars="0"/>
-              <w:jc w:val="center"/>
-              <w:rPr>
-                <w:rFonts w:ascii="Arial" w:eastAsia="等线"/>
-                <w:sz w:val="22"/>
-              </w:rPr>
-            </w:pPr>
-            <w:r>
-              <w:rPr>
-                <w:rFonts w:ascii="Arial" w:hAnsi="Arial" w:eastAsia="等线" w:cs="Arial"/>
-                <w:sz w:val="22"/>
-              </w:rPr>
-              <w:t>96%</w:t>
-            </w:r>
-          </w:p>
-        </w:tc>
-        <w:tc>
-          <w:tcPr>
-            <w:tcW w:w="3152" w:type="dxa"/>
-            <w:tcBorders>
-              <w:top w:val="single" w:color="auto" w:sz="4" w:space="0"/>
-              <w:left w:val="single" w:color="auto" w:sz="4" w:space="0"/>
-              <w:bottom w:val="nil"/>
-              <w:right w:val="nil"/>
-            </w:tcBorders>
-            <w:noWrap w:val="0"/>
-            <w:tcMar>
-              <w:top w:w="60" w:type="dxa"/>
-              <w:left w:w="120" w:type="dxa"/>
-              <w:bottom w:w="30" w:type="dxa"/>
-              <w:right w:w="120" w:type="dxa"/>
-            </w:tcMar>
-            <w:vAlign w:val="center"/>
-          </w:tcPr>
-          <w:p>
-            <w:pPr>
-              <w:snapToGrid w:val="0"/>
-              <w:spacing w:before="120" w:after="120" w:line="240" w:lineRule="auto"/>
-              <w:ind w:left="0" w:leftChars="0" w:right="0" w:rightChars="0" w:firstLine="0" w:firstLineChars="0"/>
-              <w:jc w:val="center"/>
-              <w:rPr>
-                <w:rFonts w:ascii="Arial" w:eastAsia="等线"/>
-                <w:sz w:val="22"/>
-              </w:rPr>
-            </w:pPr>
-            <w:r>
-              <w:rPr>
-                <w:rFonts w:ascii="Arial" w:hAnsi="Arial" w:eastAsia="等线" w:cs="Arial"/>
-                <w:sz w:val="22"/>
-              </w:rPr>
-              <w:t>98%</w:t>
-            </w:r>
-          </w:p>
-        </w:tc>
-        <w:tc>
-          <w:tcPr>
-            <w:tcW w:w="1765" w:type="dxa"/>
-            <w:tcBorders>
-              <w:top w:val="single" w:color="auto" w:sz="4" w:space="0"/>
-              <w:left w:val="single" w:color="auto" w:sz="4" w:space="0"/>
-              <w:bottom w:val="nil"/>
-              <w:right w:val="single" w:color="auto" w:sz="12" w:space="0"/>
-            </w:tcBorders>
-            <w:noWrap w:val="0"/>
-            <w:tcMar>
-              <w:top w:w="60" w:type="dxa"/>
-              <w:left w:w="120" w:type="dxa"/>
-              <w:bottom w:w="30" w:type="dxa"/>
-              <w:right w:w="120" w:type="dxa"/>
-            </w:tcMar>
-            <w:vAlign w:val="center"/>
-          </w:tcPr>
-          <w:p>
-            <w:pPr>
-              <w:snapToGrid w:val="0"/>
-              <w:spacing w:before="120" w:after="120" w:line="240" w:lineRule="auto"/>
-              <w:ind w:left="0" w:leftChars="0" w:right="0" w:rightChars="0" w:firstLine="0" w:firstLineChars="0"/>
-              <w:jc w:val="center"/>
-              <w:rPr>
-                <w:rFonts w:ascii="Arial" w:eastAsia="等线"/>
-                <w:sz w:val="22"/>
-              </w:rPr>
-            </w:pPr>
-            <w:r>
-              <w:rPr>
-                <w:rFonts w:ascii="Arial" w:hAnsi="Arial" w:eastAsia="等线" w:cs="Arial"/>
-                <w:sz w:val="22"/>
-              </w:rPr>
-              <w:t>达标</w:t>
-            </w:r>
-          </w:p>
-        </w:tc>
-      </w:tr>
-      <w:tr>
-        <w:tblPrEx>
-          <w:tblBorders>
-            <w:top w:val="none" w:color="DEE0E3" w:sz="0" w:space="0"/>
-            <w:left w:val="none" w:color="DEE0E3" w:sz="0" w:space="0"/>
-            <w:bottom w:val="none" w:color="DEE0E3" w:sz="0" w:space="0"/>
-            <w:right w:val="none" w:color="DEE0E3" w:sz="0" w:space="0"/>
-            <w:insideH w:val="none" w:color="DEE0E3" w:sz="0" w:space="0"/>
-            <w:insideV w:val="none" w:color="DEE0E3" w:sz="0" w:space="0"/>
-          </w:tblBorders>
-          <w:tblCellMar>
-            <w:top w:w="0" w:type="dxa"/>
-            <w:left w:w="10" w:type="dxa"/>
-            <w:bottom w:w="0" w:type="dxa"/>
-            <w:right w:w="10" w:type="dxa"/>
-          </w:tblCellMar>
-        </w:tblPrEx>
-        <w:trPr>
-          <w:trHeight w:val="0" w:hRule="atLeast"/>
-          <w:jc w:val="center"/>
-        </w:trPr>
-        <w:tc>
-          <w:tcPr>
-            <w:tcW w:w="1495" w:type="dxa"/>
-            <w:tcBorders>
-              <w:top w:val="single" w:color="auto" w:sz="4" w:space="0"/>
-              <w:left w:val="single" w:color="auto" w:sz="12" w:space="0"/>
-              <w:bottom w:val="nil"/>
-              <w:right w:val="nil"/>
-            </w:tcBorders>
-            <w:noWrap w:val="0"/>
-            <w:tcMar>
-              <w:top w:w="60" w:type="dxa"/>
-              <w:left w:w="120" w:type="dxa"/>
-              <w:bottom w:w="30" w:type="dxa"/>
-              <w:right w:w="120" w:type="dxa"/>
-            </w:tcMar>
-            <w:vAlign w:val="center"/>
-          </w:tcPr>
-          <w:p>
-            <w:pPr>
-              <w:snapToGrid w:val="0"/>
-              <w:spacing w:before="120" w:after="120" w:line="240" w:lineRule="auto"/>
-              <w:ind w:left="0" w:leftChars="0" w:right="0" w:rightChars="0" w:firstLine="0" w:firstLineChars="0"/>
-              <w:jc w:val="center"/>
-              <w:rPr>
-                <w:rFonts w:ascii="Arial" w:eastAsia="等线"/>
-                <w:sz w:val="22"/>
-              </w:rPr>
-            </w:pPr>
-            <w:r>
-              <w:rPr>
-                <w:rFonts w:ascii="Arial" w:hAnsi="Arial" w:eastAsia="等线" w:cs="Arial"/>
-                <w:sz w:val="22"/>
-              </w:rPr>
-              <w:t>2024年</w:t>
-            </w:r>
-          </w:p>
-        </w:tc>
-        <w:tc>
-          <w:tcPr>
-            <w:tcW w:w="2111" w:type="dxa"/>
-            <w:tcBorders>
-              <w:top w:val="single" w:color="auto" w:sz="4" w:space="0"/>
-              <w:left w:val="single" w:color="auto" w:sz="4" w:space="0"/>
-              <w:bottom w:val="nil"/>
-              <w:right w:val="nil"/>
-            </w:tcBorders>
-            <w:noWrap w:val="0"/>
-            <w:tcMar>
-              <w:top w:w="60" w:type="dxa"/>
-              <w:left w:w="120" w:type="dxa"/>
-              <w:bottom w:w="30" w:type="dxa"/>
-              <w:right w:w="120" w:type="dxa"/>
-            </w:tcMar>
-            <w:vAlign w:val="center"/>
-          </w:tcPr>
-          <w:p>
-            <w:pPr>
-              <w:snapToGrid w:val="0"/>
-              <w:spacing w:before="120" w:after="120" w:line="240" w:lineRule="auto"/>
-              <w:ind w:left="0" w:leftChars="0" w:right="0" w:rightChars="0" w:firstLine="0" w:firstLineChars="0"/>
-              <w:jc w:val="center"/>
-              <w:rPr>
-                <w:rFonts w:ascii="Arial" w:eastAsia="等线"/>
-                <w:sz w:val="22"/>
-              </w:rPr>
-            </w:pPr>
-            <w:r>
-              <w:rPr>
-                <w:rFonts w:ascii="Arial" w:hAnsi="Arial" w:eastAsia="等线" w:cs="Arial"/>
-                <w:sz w:val="22"/>
-              </w:rPr>
-              <w:t>98%</w:t>
-            </w:r>
-          </w:p>
-        </w:tc>
-        <w:tc>
-          <w:tcPr>
-            <w:tcW w:w="3152" w:type="dxa"/>
-            <w:tcBorders>
-              <w:top w:val="single" w:color="auto" w:sz="4" w:space="0"/>
-              <w:left w:val="single" w:color="auto" w:sz="4" w:space="0"/>
-              <w:bottom w:val="nil"/>
-              <w:right w:val="nil"/>
-            </w:tcBorders>
-            <w:noWrap w:val="0"/>
-            <w:tcMar>
-              <w:top w:w="60" w:type="dxa"/>
-              <w:left w:w="120" w:type="dxa"/>
-              <w:bottom w:w="30" w:type="dxa"/>
-              <w:right w:w="120" w:type="dxa"/>
-            </w:tcMar>
-            <w:vAlign w:val="center"/>
-          </w:tcPr>
-          <w:p>
-            <w:pPr>
-              <w:snapToGrid w:val="0"/>
-              <w:spacing w:before="120" w:after="120" w:line="240" w:lineRule="auto"/>
-              <w:ind w:left="0" w:leftChars="0" w:right="0" w:rightChars="0" w:firstLine="0" w:firstLineChars="0"/>
-              <w:jc w:val="center"/>
-              <w:rPr>
-                <w:rFonts w:ascii="Arial" w:eastAsia="等线"/>
-                <w:sz w:val="22"/>
-              </w:rPr>
-            </w:pPr>
-            <w:r>
-              <w:rPr>
-                <w:rFonts w:ascii="Arial" w:hAnsi="Arial" w:eastAsia="等线" w:cs="Arial"/>
-                <w:sz w:val="22"/>
-              </w:rPr>
-              <w:t>99%</w:t>
-            </w:r>
-          </w:p>
-        </w:tc>
-        <w:tc>
-          <w:tcPr>
-            <w:tcW w:w="1765" w:type="dxa"/>
-            <w:tcBorders>
-              <w:top w:val="single" w:color="auto" w:sz="4" w:space="0"/>
-              <w:left w:val="single" w:color="auto" w:sz="4" w:space="0"/>
-              <w:bottom w:val="nil"/>
-              <w:right w:val="single" w:color="auto" w:sz="12" w:space="0"/>
-            </w:tcBorders>
-            <w:noWrap w:val="0"/>
-            <w:tcMar>
-              <w:top w:w="60" w:type="dxa"/>
-              <w:left w:w="120" w:type="dxa"/>
-              <w:bottom w:w="30" w:type="dxa"/>
-              <w:right w:w="120" w:type="dxa"/>
-            </w:tcMar>
-            <w:vAlign w:val="center"/>
-          </w:tcPr>
-          <w:p>
-            <w:pPr>
-              <w:snapToGrid w:val="0"/>
-              <w:spacing w:before="120" w:after="120" w:line="240" w:lineRule="auto"/>
-              <w:ind w:left="0" w:leftChars="0" w:right="0" w:rightChars="0" w:firstLine="0" w:firstLineChars="0"/>
-              <w:jc w:val="center"/>
-              <w:rPr>
-                <w:rFonts w:ascii="Arial" w:eastAsia="等线"/>
-                <w:sz w:val="22"/>
-              </w:rPr>
-            </w:pPr>
-            <w:r>
-              <w:rPr>
-                <w:rFonts w:ascii="Arial" w:hAnsi="Arial" w:eastAsia="等线" w:cs="Arial"/>
-                <w:sz w:val="22"/>
-              </w:rPr>
-              <w:t>达标</w:t>
-            </w:r>
-          </w:p>
-        </w:tc>
-      </w:tr>
-      <w:tr>
-        <w:tblPrEx>
-          <w:tblBorders>
-            <w:top w:val="none" w:color="DEE0E3" w:sz="0" w:space="0"/>
-            <w:left w:val="none" w:color="DEE0E3" w:sz="0" w:space="0"/>
-            <w:bottom w:val="none" w:color="DEE0E3" w:sz="0" w:space="0"/>
-            <w:right w:val="none" w:color="DEE0E3" w:sz="0" w:space="0"/>
-            <w:insideH w:val="none" w:color="DEE0E3" w:sz="0" w:space="0"/>
-            <w:insideV w:val="none" w:color="DEE0E3" w:sz="0" w:space="0"/>
-          </w:tblBorders>
-          <w:tblCellMar>
-            <w:top w:w="0" w:type="dxa"/>
-            <w:left w:w="10" w:type="dxa"/>
-            <w:bottom w:w="0" w:type="dxa"/>
-            <w:right w:w="10" w:type="dxa"/>
-          </w:tblCellMar>
-        </w:tblPrEx>
-        <w:trPr>
-          <w:trHeight w:val="0" w:hRule="atLeast"/>
-          <w:jc w:val="center"/>
-        </w:trPr>
-        <w:tc>
-          <w:tcPr>
-            <w:tcW w:w="1495" w:type="dxa"/>
-            <w:tcBorders>
-              <w:top w:val="single" w:color="auto" w:sz="4" w:space="0"/>
-              <w:left w:val="single" w:color="auto" w:sz="12" w:space="0"/>
-              <w:bottom w:val="single" w:color="auto" w:sz="12" w:space="0"/>
-              <w:right w:val="nil"/>
-            </w:tcBorders>
-            <w:noWrap w:val="0"/>
-            <w:tcMar>
-              <w:top w:w="60" w:type="dxa"/>
-              <w:left w:w="120" w:type="dxa"/>
-              <w:bottom w:w="30" w:type="dxa"/>
-              <w:right w:w="120" w:type="dxa"/>
-            </w:tcMar>
-            <w:vAlign w:val="center"/>
-          </w:tcPr>
-          <w:p>
-            <w:pPr>
-              <w:snapToGrid w:val="0"/>
-              <w:spacing w:before="120" w:after="120" w:line="240" w:lineRule="auto"/>
-              <w:ind w:left="0" w:leftChars="0" w:right="0" w:rightChars="0" w:firstLine="0" w:firstLineChars="0"/>
-              <w:jc w:val="center"/>
-              <w:rPr>
-                <w:rFonts w:ascii="Arial" w:eastAsia="等线"/>
-                <w:sz w:val="22"/>
-              </w:rPr>
-            </w:pPr>
-            <w:r>
-              <w:rPr>
-                <w:rFonts w:ascii="Arial" w:hAnsi="Arial" w:eastAsia="等线" w:cs="Arial"/>
-                <w:sz w:val="22"/>
-              </w:rPr>
-              <w:t>2025年</w:t>
-            </w:r>
-          </w:p>
-        </w:tc>
-        <w:tc>
-          <w:tcPr>
-            <w:tcW w:w="2111" w:type="dxa"/>
-            <w:tcBorders>
-              <w:top w:val="single" w:color="auto" w:sz="4" w:space="0"/>
-              <w:left w:val="single" w:color="auto" w:sz="4" w:space="0"/>
-              <w:bottom w:val="single" w:color="auto" w:sz="12" w:space="0"/>
-              <w:right w:val="nil"/>
-            </w:tcBorders>
-            <w:noWrap w:val="0"/>
-            <w:tcMar>
-              <w:top w:w="60" w:type="dxa"/>
-              <w:left w:w="120" w:type="dxa"/>
-              <w:bottom w:w="30" w:type="dxa"/>
-              <w:right w:w="120" w:type="dxa"/>
-            </w:tcMar>
-            <w:vAlign w:val="center"/>
-          </w:tcPr>
-          <w:p>
-            <w:pPr>
-              <w:snapToGrid w:val="0"/>
-              <w:spacing w:before="120" w:after="120" w:line="240" w:lineRule="auto"/>
-              <w:ind w:left="0" w:leftChars="0" w:right="0" w:rightChars="0" w:firstLine="0" w:firstLineChars="0"/>
-              <w:jc w:val="center"/>
-              <w:rPr>
-                <w:rFonts w:ascii="Arial" w:eastAsia="等线"/>
-                <w:sz w:val="22"/>
-              </w:rPr>
-            </w:pPr>
-            <w:r>
-              <w:rPr>
-                <w:rFonts w:ascii="Arial" w:hAnsi="Arial" w:eastAsia="等线" w:cs="Arial"/>
-                <w:sz w:val="22"/>
-              </w:rPr>
-              <w:t>100%</w:t>
-            </w:r>
-          </w:p>
-        </w:tc>
-        <w:tc>
-          <w:tcPr>
-            <w:tcW w:w="3152" w:type="dxa"/>
-            <w:tcBorders>
-              <w:top w:val="single" w:color="auto" w:sz="4" w:space="0"/>
-              <w:left w:val="single" w:color="auto" w:sz="4" w:space="0"/>
-              <w:bottom w:val="single" w:color="auto" w:sz="12" w:space="0"/>
-              <w:right w:val="nil"/>
-            </w:tcBorders>
-            <w:noWrap w:val="0"/>
-            <w:tcMar>
-              <w:top w:w="60" w:type="dxa"/>
-              <w:left w:w="120" w:type="dxa"/>
-              <w:bottom w:w="30" w:type="dxa"/>
-              <w:right w:w="120" w:type="dxa"/>
-            </w:tcMar>
-            <w:vAlign w:val="center"/>
-          </w:tcPr>
-          <w:p>
-            <w:pPr>
-              <w:snapToGrid w:val="0"/>
-              <w:spacing w:before="120" w:after="120" w:line="240" w:lineRule="auto"/>
-              <w:ind w:left="0" w:leftChars="0" w:right="0" w:rightChars="0" w:firstLine="0" w:firstLineChars="0"/>
-              <w:jc w:val="center"/>
-              <w:rPr>
-                <w:rFonts w:ascii="Arial" w:eastAsia="等线"/>
-                <w:sz w:val="22"/>
-              </w:rPr>
-            </w:pPr>
-            <w:r>
-              <w:rPr>
-                <w:rFonts w:ascii="Arial" w:hAnsi="Arial" w:eastAsia="等线" w:cs="Arial"/>
-                <w:sz w:val="22"/>
-              </w:rPr>
-              <w:t>100%</w:t>
-            </w:r>
-          </w:p>
-        </w:tc>
-        <w:tc>
-          <w:tcPr>
-            <w:tcW w:w="1765" w:type="dxa"/>
-            <w:tcBorders>
-              <w:top w:val="single" w:color="auto" w:sz="4" w:space="0"/>
-              <w:left w:val="single" w:color="auto" w:sz="4" w:space="0"/>
-              <w:bottom w:val="single" w:color="auto" w:sz="12" w:space="0"/>
-              <w:right w:val="single" w:color="auto" w:sz="12" w:space="0"/>
-            </w:tcBorders>
-            <w:noWrap w:val="0"/>
-            <w:tcMar>
-              <w:top w:w="60" w:type="dxa"/>
-              <w:left w:w="120" w:type="dxa"/>
-              <w:bottom w:w="30" w:type="dxa"/>
-              <w:right w:w="120" w:type="dxa"/>
-            </w:tcMar>
-            <w:vAlign w:val="center"/>
-          </w:tcPr>
-          <w:p>
-            <w:pPr>
-              <w:snapToGrid w:val="0"/>
-              <w:spacing w:before="120" w:after="120" w:line="240" w:lineRule="auto"/>
-              <w:ind w:left="0" w:leftChars="0" w:right="0" w:rightChars="0" w:firstLine="0" w:firstLineChars="0"/>
-              <w:jc w:val="center"/>
-              <w:rPr>
-                <w:rFonts w:ascii="Arial" w:eastAsia="等线"/>
-                <w:sz w:val="22"/>
-              </w:rPr>
-            </w:pPr>
-            <w:r>
-              <w:rPr>
-                <w:rFonts w:ascii="Arial" w:hAnsi="Arial" w:eastAsia="等线" w:cs="Arial"/>
-                <w:sz w:val="22"/>
-              </w:rPr>
-              <w:t>达标</w:t>
-            </w:r>
-          </w:p>
-        </w:tc>
-      </w:tr>
-    </w:tbl>
-    <w:p>
-      <w:pPr>
-        <w:pStyle w:val="31"/>
-        <w:bidi w:val="0"/>
-      </w:pPr>
-      <w:bookmarkStart w:id="27" w:name="_Toc27533"/>
-      <w:bookmarkStart w:id="28" w:name="heading_11"/>
-      <w:r>
-        <w:rPr>
-          <w:rFonts w:hint="eastAsia"/>
-          <w:lang w:val="en-US" w:eastAsia="zh-CN"/>
-        </w:rPr>
-        <w:t>近三年</w:t>
-      </w:r>
-      <w:r>
-        <w:t>年度改进重点与成效</w:t>
-      </w:r>
-      <w:bookmarkEnd w:id="27"/>
-      <w:bookmarkEnd w:id="28"/>
-    </w:p>
-    <w:p>
-      <w:pPr>
-        <w:pStyle w:val="32"/>
-        <w:bidi w:val="0"/>
-      </w:pPr>
-      <w:bookmarkStart w:id="29" w:name="_Toc18164"/>
-      <w:r>
-        <w:t>2023年（基础建设期）</w:t>
-      </w:r>
-      <w:bookmarkEnd w:id="29"/>
-    </w:p>
-    <w:p>
-      <w:pPr>
-        <w:pStyle w:val="41"/>
-        <w:numPr>
-          <w:ilvl w:val="0"/>
-          <w:numId w:val="5"/>
-        </w:numPr>
-        <w:bidi w:val="0"/>
-        <w:ind w:left="425" w:leftChars="0" w:hanging="425" w:firstLineChars="0"/>
-      </w:pPr>
-      <w:r>
-        <w:t>完成备件库管理制度首次发布，明确入库、出库、盘点等核心流程</w:t>
-      </w:r>
-    </w:p>
-    <w:p>
-      <w:pPr>
-        <w:pStyle w:val="41"/>
-        <w:numPr>
-          <w:ilvl w:val="0"/>
-          <w:numId w:val="5"/>
-        </w:numPr>
-        <w:bidi w:val="0"/>
-        <w:ind w:left="425" w:leftChars="0" w:hanging="425" w:firstLineChars="0"/>
-      </w:pPr>
-      <w:r>
-        <w:t>建立集中存储区域，实施分类存储与标识化管理</w:t>
-      </w:r>
-    </w:p>
-    <w:p>
-      <w:pPr>
-        <w:pStyle w:val="41"/>
-        <w:numPr>
-          <w:ilvl w:val="0"/>
-          <w:numId w:val="5"/>
-        </w:numPr>
-        <w:bidi w:val="0"/>
-        <w:ind w:left="425" w:leftChars="0" w:hanging="425" w:firstLineChars="0"/>
-      </w:pPr>
-      <w:r>
-        <w:t>备件可用率达到96%，出入库准确率达到98%，首次达成考核目标</w:t>
-      </w:r>
-    </w:p>
-    <w:p>
-      <w:pPr>
-        <w:pStyle w:val="32"/>
-        <w:bidi w:val="0"/>
-      </w:pPr>
-      <w:bookmarkStart w:id="30" w:name="_Toc10733"/>
-      <w:r>
-        <w:t>2024年（规范提升期）</w:t>
-      </w:r>
-      <w:bookmarkEnd w:id="30"/>
-    </w:p>
-    <w:p>
-      <w:pPr>
-        <w:pStyle w:val="41"/>
-        <w:numPr>
-          <w:ilvl w:val="0"/>
-          <w:numId w:val="6"/>
-        </w:numPr>
-        <w:bidi w:val="0"/>
-        <w:ind w:left="425" w:leftChars="0" w:hanging="425" w:firstLineChars="0"/>
-      </w:pPr>
-      <w:r>
-        <w:t>优化入库验收流程，加强备件质量抽检力度</w:t>
-      </w:r>
-    </w:p>
-    <w:p>
-      <w:pPr>
-        <w:pStyle w:val="41"/>
-        <w:numPr>
-          <w:ilvl w:val="0"/>
-          <w:numId w:val="6"/>
-        </w:numPr>
-        <w:bidi w:val="0"/>
-        <w:ind w:left="425" w:leftChars="0" w:hanging="425" w:firstLineChars="0"/>
-      </w:pPr>
-      <w:r>
-        <w:t>建立月度抽盘机制，库存账实相符率提升至99%以上</w:t>
-      </w:r>
-    </w:p>
-    <w:p>
-      <w:pPr>
-        <w:pStyle w:val="41"/>
-        <w:numPr>
-          <w:ilvl w:val="0"/>
-          <w:numId w:val="6"/>
-        </w:numPr>
-        <w:bidi w:val="0"/>
-        <w:ind w:left="425" w:leftChars="0" w:hanging="425" w:firstLineChars="0"/>
-      </w:pPr>
-      <w:r>
-        <w:t>备件可用率提升至98%，出入库准确率提升至99%</w:t>
-      </w:r>
-    </w:p>
-    <w:p>
-      <w:pPr>
-        <w:pStyle w:val="32"/>
-        <w:bidi w:val="0"/>
-      </w:pPr>
-      <w:bookmarkStart w:id="31" w:name="_Toc22889"/>
-      <w:r>
-        <w:t>2025年（成熟优化期）</w:t>
-      </w:r>
-      <w:bookmarkEnd w:id="31"/>
-    </w:p>
-    <w:p>
-      <w:pPr>
-        <w:pStyle w:val="41"/>
-        <w:numPr>
-          <w:ilvl w:val="0"/>
-          <w:numId w:val="7"/>
-        </w:numPr>
-        <w:bidi w:val="0"/>
-        <w:ind w:left="425" w:leftChars="0" w:hanging="425" w:firstLineChars="0"/>
-      </w:pPr>
-      <w:r>
-        <w:t>实现备件可用率100%，全年无因备件不可用导致的服务中断</w:t>
-      </w:r>
-    </w:p>
-    <w:p>
-      <w:pPr>
-        <w:pStyle w:val="41"/>
-        <w:numPr>
-          <w:ilvl w:val="0"/>
-          <w:numId w:val="7"/>
-        </w:numPr>
-        <w:bidi w:val="0"/>
-        <w:ind w:left="425" w:leftChars="0" w:hanging="425" w:firstLineChars="0"/>
-      </w:pPr>
-      <w:r>
-        <w:t>出入库准确率达到100%，各季度均超额完成目标</w:t>
-      </w:r>
-    </w:p>
-    <w:p>
-      <w:pPr>
-        <w:pStyle w:val="41"/>
-        <w:numPr>
-          <w:ilvl w:val="0"/>
-          <w:numId w:val="7"/>
-        </w:numPr>
-        <w:bidi w:val="0"/>
-        <w:ind w:left="425" w:leftChars="0" w:hanging="425" w:firstLineChars="0"/>
-      </w:pPr>
-      <w:r>
-        <w:t>备件响应效率显著提升，故障处理平均等待时间明显缩短</w:t>
-      </w:r>
-    </w:p>
-    <w:p>
-      <w:pPr>
-        <w:pStyle w:val="29"/>
-        <w:bidi w:val="0"/>
-      </w:pPr>
-      <w:bookmarkStart w:id="32" w:name="heading_16"/>
-      <w:bookmarkStart w:id="33" w:name="_Toc23021"/>
-      <w:r>
-        <w:t>总结</w:t>
-      </w:r>
-      <w:bookmarkEnd w:id="32"/>
-      <w:bookmarkEnd w:id="33"/>
-    </w:p>
-    <w:p>
-      <w:pPr>
-        <w:pStyle w:val="30"/>
-        <w:bidi w:val="0"/>
-      </w:pPr>
-      <w:r>
-        <w:t>目前，备件库管理制度已得到有效执行，入库、存储、出库、盘点等核心流程运行规范。近三年备件可用率与出入库准确率持续向好，均达到或超过考核目标，有效支撑了运维服务的高效开展。后续将持续优化管理手段，进一步提升备件管理的精细化与智能化水平。</w:t>
+        <w:t>目前，备件库管理制度已得到有效执行，入库、存储、出库、盘点等核心流程运行规范。备件可用率与出入库准确率持续向好，均达到或超过考核目标，有效支撑了运维服务的高效开展。后续将持续优化管理手段，进一步提升备件管理的精细化与智能化水平。</w:t>
       </w:r>
     </w:p>
     <w:p>
@@ -5397,23 +3877,6 @@
     </w:lvl>
   </w:abstractNum>
   <w:abstractNum w:abstractNumId="1">
-    <w:nsid w:val="B8D34912"/>
-    <w:multiLevelType w:val="singleLevel"/>
-    <w:tmpl w:val="B8D34912"/>
-    <w:lvl w:ilvl="0" w:tentative="0">
-      <w:start w:val="1"/>
-      <w:numFmt w:val="decimal"/>
-      <w:lvlText w:val="%1."/>
-      <w:lvlJc w:val="left"/>
-      <w:pPr>
-        <w:ind w:left="425" w:hanging="425"/>
-      </w:pPr>
-      <w:rPr>
-        <w:rFonts w:hint="default"/>
-      </w:rPr>
-    </w:lvl>
-  </w:abstractNum>
-  <w:abstractNum w:abstractNumId="2">
     <w:nsid w:val="FF2196E2"/>
     <w:multiLevelType w:val="singleLevel"/>
     <w:tmpl w:val="FF2196E2"/>
@@ -5430,7 +3893,7 @@
       </w:rPr>
     </w:lvl>
   </w:abstractNum>
-  <w:abstractNum w:abstractNumId="3">
+  <w:abstractNum w:abstractNumId="2">
     <w:nsid w:val="FFFC7B67"/>
     <w:multiLevelType w:val="singleLevel"/>
     <w:tmpl w:val="FFFC7B67"/>
@@ -5447,41 +3910,7 @@
       </w:rPr>
     </w:lvl>
   </w:abstractNum>
-  <w:abstractNum w:abstractNumId="4">
-    <w:nsid w:val="1FEEF3D9"/>
-    <w:multiLevelType w:val="singleLevel"/>
-    <w:tmpl w:val="1FEEF3D9"/>
-    <w:lvl w:ilvl="0" w:tentative="0">
-      <w:start w:val="1"/>
-      <w:numFmt w:val="decimal"/>
-      <w:lvlText w:val="%1."/>
-      <w:lvlJc w:val="left"/>
-      <w:pPr>
-        <w:ind w:left="425" w:hanging="425"/>
-      </w:pPr>
-      <w:rPr>
-        <w:rFonts w:hint="default"/>
-      </w:rPr>
-    </w:lvl>
-  </w:abstractNum>
-  <w:abstractNum w:abstractNumId="5">
-    <w:nsid w:val="46E2229F"/>
-    <w:multiLevelType w:val="singleLevel"/>
-    <w:tmpl w:val="46E2229F"/>
-    <w:lvl w:ilvl="0" w:tentative="0">
-      <w:start w:val="1"/>
-      <w:numFmt w:val="decimal"/>
-      <w:lvlText w:val="%1."/>
-      <w:lvlJc w:val="left"/>
-      <w:pPr>
-        <w:ind w:left="425" w:hanging="425"/>
-      </w:pPr>
-      <w:rPr>
-        <w:rFonts w:hint="default"/>
-      </w:rPr>
-    </w:lvl>
-  </w:abstractNum>
-  <w:abstractNum w:abstractNumId="6">
+  <w:abstractNum w:abstractNumId="3">
     <w:nsid w:val="5A125B4A"/>
     <w:multiLevelType w:val="singleLevel"/>
     <w:tmpl w:val="5A125B4A"/>
@@ -5502,21 +3931,12 @@
     <w:abstractNumId w:val="0"/>
   </w:num>
   <w:num w:numId="2">
-    <w:abstractNumId w:val="6"/>
+    <w:abstractNumId w:val="3"/>
   </w:num>
   <w:num w:numId="3">
-    <w:abstractNumId w:val="3"/>
+    <w:abstractNumId w:val="2"/>
   </w:num>
   <w:num w:numId="4">
-    <w:abstractNumId w:val="2"/>
-  </w:num>
-  <w:num w:numId="5">
-    <w:abstractNumId w:val="4"/>
-  </w:num>
-  <w:num w:numId="6">
-    <w:abstractNumId w:val="5"/>
-  </w:num>
-  <w:num w:numId="7">
     <w:abstractNumId w:val="1"/>
   </w:num>
 </w:numbering>

--- a/8.资源管理/2.运行记录类文件/TXHS-08-12-备件库应用情况说明.docx
+++ b/8.资源管理/2.运行记录类文件/TXHS-08-12-备件库应用情况说明.docx
@@ -21,7 +21,7 @@
         <w:spacing w:before="3120" w:beforeLines="1000"/>
         <w:textAlignment w:val="baseline"/>
       </w:pPr>
-      <w:bookmarkStart w:id="0" w:name="_Toc29347"/>
+      <w:bookmarkStart w:id="0" w:name="_Toc2797"/>
       <w:r>
         <w:drawing>
           <wp:anchor distT="0" distB="0" distL="114300" distR="114300" simplePos="0" relativeHeight="251661312" behindDoc="1" locked="0" layoutInCell="1" allowOverlap="1">
@@ -210,7 +210,7 @@
           <w:lang w:val="en-US" w:eastAsia="zh-CN"/>
         </w:rPr>
       </w:pPr>
-      <w:bookmarkStart w:id="1" w:name="_Toc15531"/>
+      <w:bookmarkStart w:id="1" w:name="_Toc25960"/>
       <w:r>
         <w:rPr>
           <w:rFonts w:hint="eastAsia"/>
@@ -1366,7 +1366,7 @@
                 <w:vertAlign w:val="baseline"/>
                 <w:lang w:val="en-US" w:eastAsia="zh-CN"/>
               </w:rPr>
-              <w:t>强宇涛</w:t>
+              <w:t>程方</w:t>
             </w:r>
           </w:p>
         </w:tc>
@@ -1410,7 +1410,7 @@
                 <w:vertAlign w:val="baseline"/>
                 <w:lang w:val="en-US" w:eastAsia="zh-CN"/>
               </w:rPr>
-              <w:t>陈凯</w:t>
+              <w:t>茅建根</w:t>
             </w:r>
           </w:p>
         </w:tc>
@@ -1885,12 +1885,6 @@
             <w:insideH w:val="single" w:color="000000" w:sz="2" w:space="0"/>
             <w:insideV w:val="single" w:color="000000" w:sz="2" w:space="0"/>
           </w:tblBorders>
-          <w:tblCellMar>
-            <w:top w:w="0" w:type="dxa"/>
-            <w:left w:w="0" w:type="dxa"/>
-            <w:bottom w:w="0" w:type="dxa"/>
-            <w:right w:w="0" w:type="dxa"/>
-          </w:tblCellMar>
         </w:tblPrEx>
         <w:trPr>
           <w:trHeight w:val="557" w:hRule="atLeast"/>
@@ -2183,7 +2177,7 @@
               <w:rFonts w:hint="eastAsia" w:ascii="宋体" w:hAnsi="宋体" w:eastAsia="宋体" w:cs="宋体"/>
               <w:szCs w:val="24"/>
             </w:rPr>
-            <w:instrText xml:space="preserve"> HYPERLINK \l _Toc29347 </w:instrText>
+            <w:instrText xml:space="preserve"> HYPERLINK \l _Toc2797 </w:instrText>
           </w:r>
           <w:r>
             <w:rPr>
@@ -2206,7 +2200,7 @@
             <w:fldChar w:fldCharType="begin"/>
           </w:r>
           <w:r>
-            <w:instrText xml:space="preserve"> PAGEREF _Toc29347 \h </w:instrText>
+            <w:instrText xml:space="preserve"> PAGEREF _Toc2797 \h </w:instrText>
           </w:r>
           <w:r>
             <w:fldChar w:fldCharType="separate"/>
@@ -2244,7 +2238,7 @@
               <w:rFonts w:hint="eastAsia" w:ascii="宋体" w:hAnsi="宋体" w:eastAsia="宋体" w:cs="宋体"/>
               <w:szCs w:val="24"/>
             </w:rPr>
-            <w:instrText xml:space="preserve"> HYPERLINK \l _Toc15531 </w:instrText>
+            <w:instrText xml:space="preserve"> HYPERLINK \l _Toc25960 </w:instrText>
           </w:r>
           <w:r>
             <w:rPr>
@@ -2267,7 +2261,7 @@
             <w:fldChar w:fldCharType="begin"/>
           </w:r>
           <w:r>
-            <w:instrText xml:space="preserve"> PAGEREF _Toc15531 \h </w:instrText>
+            <w:instrText xml:space="preserve"> PAGEREF _Toc25960 \h </w:instrText>
           </w:r>
           <w:r>
             <w:fldChar w:fldCharType="separate"/>
@@ -2305,7 +2299,7 @@
               <w:rFonts w:hint="eastAsia" w:ascii="宋体" w:hAnsi="宋体" w:eastAsia="宋体" w:cs="宋体"/>
               <w:szCs w:val="24"/>
             </w:rPr>
-            <w:instrText xml:space="preserve"> HYPERLINK \l _Toc6702 </w:instrText>
+            <w:instrText xml:space="preserve"> HYPERLINK \l _Toc20496 </w:instrText>
           </w:r>
           <w:r>
             <w:rPr>
@@ -2330,7 +2324,7 @@
             <w:fldChar w:fldCharType="begin"/>
           </w:r>
           <w:r>
-            <w:instrText xml:space="preserve"> PAGEREF _Toc6702 \h </w:instrText>
+            <w:instrText xml:space="preserve"> PAGEREF _Toc20496 \h </w:instrText>
           </w:r>
           <w:r>
             <w:fldChar w:fldCharType="separate"/>
@@ -2368,7 +2362,7 @@
               <w:rFonts w:hint="eastAsia" w:ascii="宋体" w:hAnsi="宋体" w:eastAsia="宋体" w:cs="宋体"/>
               <w:szCs w:val="24"/>
             </w:rPr>
-            <w:instrText xml:space="preserve"> HYPERLINK \l _Toc32130 </w:instrText>
+            <w:instrText xml:space="preserve"> HYPERLINK \l _Toc31931 </w:instrText>
           </w:r>
           <w:r>
             <w:rPr>
@@ -2393,7 +2387,7 @@
             <w:fldChar w:fldCharType="begin"/>
           </w:r>
           <w:r>
-            <w:instrText xml:space="preserve"> PAGEREF _Toc32130 \h </w:instrText>
+            <w:instrText xml:space="preserve"> PAGEREF _Toc31931 \h </w:instrText>
           </w:r>
           <w:r>
             <w:fldChar w:fldCharType="separate"/>
@@ -2431,7 +2425,7 @@
               <w:rFonts w:hint="eastAsia" w:ascii="宋体" w:hAnsi="宋体" w:eastAsia="宋体" w:cs="宋体"/>
               <w:szCs w:val="24"/>
             </w:rPr>
-            <w:instrText xml:space="preserve"> HYPERLINK \l _Toc5087 </w:instrText>
+            <w:instrText xml:space="preserve"> HYPERLINK \l _Toc24581 </w:instrText>
           </w:r>
           <w:r>
             <w:rPr>
@@ -2456,7 +2450,7 @@
             <w:fldChar w:fldCharType="begin"/>
           </w:r>
           <w:r>
-            <w:instrText xml:space="preserve"> PAGEREF _Toc5087 \h </w:instrText>
+            <w:instrText xml:space="preserve"> PAGEREF _Toc24581 \h </w:instrText>
           </w:r>
           <w:r>
             <w:fldChar w:fldCharType="separate"/>
@@ -2494,7 +2488,7 @@
               <w:rFonts w:hint="eastAsia" w:ascii="宋体" w:hAnsi="宋体" w:eastAsia="宋体" w:cs="宋体"/>
               <w:szCs w:val="24"/>
             </w:rPr>
-            <w:instrText xml:space="preserve"> HYPERLINK \l _Toc13287 </w:instrText>
+            <w:instrText xml:space="preserve"> HYPERLINK \l _Toc11450 </w:instrText>
           </w:r>
           <w:r>
             <w:rPr>
@@ -2519,7 +2513,7 @@
             <w:fldChar w:fldCharType="begin"/>
           </w:r>
           <w:r>
-            <w:instrText xml:space="preserve"> PAGEREF _Toc13287 \h </w:instrText>
+            <w:instrText xml:space="preserve"> PAGEREF _Toc11450 \h </w:instrText>
           </w:r>
           <w:r>
             <w:fldChar w:fldCharType="separate"/>
@@ -2557,7 +2551,7 @@
               <w:rFonts w:hint="eastAsia" w:ascii="宋体" w:hAnsi="宋体" w:eastAsia="宋体" w:cs="宋体"/>
               <w:szCs w:val="24"/>
             </w:rPr>
-            <w:instrText xml:space="preserve"> HYPERLINK \l _Toc32228 </w:instrText>
+            <w:instrText xml:space="preserve"> HYPERLINK \l _Toc2963 </w:instrText>
           </w:r>
           <w:r>
             <w:rPr>
@@ -2582,7 +2576,7 @@
             <w:fldChar w:fldCharType="begin"/>
           </w:r>
           <w:r>
-            <w:instrText xml:space="preserve"> PAGEREF _Toc32228 \h </w:instrText>
+            <w:instrText xml:space="preserve"> PAGEREF _Toc2963 \h </w:instrText>
           </w:r>
           <w:r>
             <w:fldChar w:fldCharType="separate"/>
@@ -2620,7 +2614,7 @@
               <w:rFonts w:hint="eastAsia" w:ascii="宋体" w:hAnsi="宋体" w:eastAsia="宋体" w:cs="宋体"/>
               <w:szCs w:val="24"/>
             </w:rPr>
-            <w:instrText xml:space="preserve"> HYPERLINK \l _Toc26461 </w:instrText>
+            <w:instrText xml:space="preserve"> HYPERLINK \l _Toc26124 </w:instrText>
           </w:r>
           <w:r>
             <w:rPr>
@@ -2645,7 +2639,7 @@
             <w:fldChar w:fldCharType="begin"/>
           </w:r>
           <w:r>
-            <w:instrText xml:space="preserve"> PAGEREF _Toc26461 \h </w:instrText>
+            <w:instrText xml:space="preserve"> PAGEREF _Toc26124 \h </w:instrText>
           </w:r>
           <w:r>
             <w:fldChar w:fldCharType="separate"/>
@@ -2683,7 +2677,7 @@
               <w:rFonts w:hint="eastAsia" w:ascii="宋体" w:hAnsi="宋体" w:eastAsia="宋体" w:cs="宋体"/>
               <w:szCs w:val="24"/>
             </w:rPr>
-            <w:instrText xml:space="preserve"> HYPERLINK \l _Toc17301 </w:instrText>
+            <w:instrText xml:space="preserve"> HYPERLINK \l _Toc24512 </w:instrText>
           </w:r>
           <w:r>
             <w:rPr>
@@ -2708,7 +2702,7 @@
             <w:fldChar w:fldCharType="begin"/>
           </w:r>
           <w:r>
-            <w:instrText xml:space="preserve"> PAGEREF _Toc17301 \h </w:instrText>
+            <w:instrText xml:space="preserve"> PAGEREF _Toc24512 \h </w:instrText>
           </w:r>
           <w:r>
             <w:fldChar w:fldCharType="separate"/>
@@ -2746,7 +2740,7 @@
               <w:rFonts w:hint="eastAsia" w:ascii="宋体" w:hAnsi="宋体" w:eastAsia="宋体" w:cs="宋体"/>
               <w:szCs w:val="24"/>
             </w:rPr>
-            <w:instrText xml:space="preserve"> HYPERLINK \l _Toc22579 </w:instrText>
+            <w:instrText xml:space="preserve"> HYPERLINK \l _Toc19642 </w:instrText>
           </w:r>
           <w:r>
             <w:rPr>
@@ -2762,6 +2756,13 @@
             <w:t xml:space="preserve">3.2.1. </w:t>
           </w:r>
           <w:r>
+            <w:rPr>
+              <w:rFonts w:hint="eastAsia"/>
+              <w:lang w:val="en-US" w:eastAsia="zh-CN"/>
+            </w:rPr>
+            <w:t>出</w:t>
+          </w:r>
+          <w:r>
             <w:t>入库管理</w:t>
           </w:r>
           <w:r>
@@ -2771,7 +2772,7 @@
             <w:fldChar w:fldCharType="begin"/>
           </w:r>
           <w:r>
-            <w:instrText xml:space="preserve"> PAGEREF _Toc22579 \h </w:instrText>
+            <w:instrText xml:space="preserve"> PAGEREF _Toc19642 \h </w:instrText>
           </w:r>
           <w:r>
             <w:fldChar w:fldCharType="separate"/>
@@ -2809,7 +2810,7 @@
               <w:rFonts w:hint="eastAsia" w:ascii="宋体" w:hAnsi="宋体" w:eastAsia="宋体" w:cs="宋体"/>
               <w:szCs w:val="24"/>
             </w:rPr>
-            <w:instrText xml:space="preserve"> HYPERLINK \l _Toc1270 </w:instrText>
+            <w:instrText xml:space="preserve"> HYPERLINK \l _Toc22334 </w:instrText>
           </w:r>
           <w:r>
             <w:rPr>
@@ -2825,7 +2826,14 @@
             <w:t xml:space="preserve">3.2.2. </w:t>
           </w:r>
           <w:r>
-            <w:t>出库管理</w:t>
+            <w:rPr>
+              <w:rFonts w:hint="eastAsia"/>
+              <w:lang w:val="en-US" w:eastAsia="zh-CN"/>
+            </w:rPr>
+            <w:t>备件可用率</w:t>
+          </w:r>
+          <w:r>
+            <w:t>管理</w:t>
           </w:r>
           <w:r>
             <w:tab/>
@@ -2834,7 +2842,7 @@
             <w:fldChar w:fldCharType="begin"/>
           </w:r>
           <w:r>
-            <w:instrText xml:space="preserve"> PAGEREF _Toc1270 \h </w:instrText>
+            <w:instrText xml:space="preserve"> PAGEREF _Toc22334 \h </w:instrText>
           </w:r>
           <w:r>
             <w:fldChar w:fldCharType="separate"/>
@@ -2872,7 +2880,7 @@
               <w:rFonts w:hint="eastAsia" w:ascii="宋体" w:hAnsi="宋体" w:eastAsia="宋体" w:cs="宋体"/>
               <w:szCs w:val="24"/>
             </w:rPr>
-            <w:instrText xml:space="preserve"> HYPERLINK \l _Toc19337 </w:instrText>
+            <w:instrText xml:space="preserve"> HYPERLINK \l _Toc25671 </w:instrText>
           </w:r>
           <w:r>
             <w:rPr>
@@ -2897,7 +2905,7 @@
             <w:fldChar w:fldCharType="begin"/>
           </w:r>
           <w:r>
-            <w:instrText xml:space="preserve"> PAGEREF _Toc19337 \h </w:instrText>
+            <w:instrText xml:space="preserve"> PAGEREF _Toc25671 \h </w:instrText>
           </w:r>
           <w:r>
             <w:fldChar w:fldCharType="separate"/>
@@ -2935,7 +2943,7 @@
               <w:rFonts w:hint="eastAsia" w:ascii="宋体" w:hAnsi="宋体" w:eastAsia="宋体" w:cs="宋体"/>
               <w:szCs w:val="24"/>
             </w:rPr>
-            <w:instrText xml:space="preserve"> HYPERLINK \l _Toc11048 </w:instrText>
+            <w:instrText xml:space="preserve"> HYPERLINK \l _Toc5276 </w:instrText>
           </w:r>
           <w:r>
             <w:rPr>
@@ -2960,7 +2968,7 @@
             <w:fldChar w:fldCharType="begin"/>
           </w:r>
           <w:r>
-            <w:instrText xml:space="preserve"> PAGEREF _Toc11048 \h </w:instrText>
+            <w:instrText xml:space="preserve"> PAGEREF _Toc5276 \h </w:instrText>
           </w:r>
           <w:r>
             <w:fldChar w:fldCharType="separate"/>
@@ -2998,7 +3006,7 @@
               <w:rFonts w:hint="eastAsia" w:ascii="宋体" w:hAnsi="宋体" w:eastAsia="宋体" w:cs="宋体"/>
               <w:szCs w:val="24"/>
             </w:rPr>
-            <w:instrText xml:space="preserve"> HYPERLINK \l _Toc25717 </w:instrText>
+            <w:instrText xml:space="preserve"> HYPERLINK \l _Toc9664 </w:instrText>
           </w:r>
           <w:r>
             <w:rPr>
@@ -3023,7 +3031,7 @@
             <w:fldChar w:fldCharType="begin"/>
           </w:r>
           <w:r>
-            <w:instrText xml:space="preserve"> PAGEREF _Toc25717 \h </w:instrText>
+            <w:instrText xml:space="preserve"> PAGEREF _Toc9664 \h </w:instrText>
           </w:r>
           <w:r>
             <w:fldChar w:fldCharType="separate"/>
@@ -3061,7 +3069,7 @@
               <w:rFonts w:hint="eastAsia" w:ascii="宋体" w:hAnsi="宋体" w:eastAsia="宋体" w:cs="宋体"/>
               <w:szCs w:val="24"/>
             </w:rPr>
-            <w:instrText xml:space="preserve"> HYPERLINK \l _Toc6523 </w:instrText>
+            <w:instrText xml:space="preserve"> HYPERLINK \l _Toc21148 </w:instrText>
           </w:r>
           <w:r>
             <w:rPr>
@@ -3086,7 +3094,7 @@
             <w:fldChar w:fldCharType="begin"/>
           </w:r>
           <w:r>
-            <w:instrText xml:space="preserve"> PAGEREF _Toc6523 \h </w:instrText>
+            <w:instrText xml:space="preserve"> PAGEREF _Toc21148 \h </w:instrText>
           </w:r>
           <w:r>
             <w:fldChar w:fldCharType="separate"/>
@@ -3186,7 +3194,7 @@
         <w:bidi w:val="0"/>
       </w:pPr>
       <w:bookmarkStart w:id="2" w:name="heading_0"/>
-      <w:bookmarkStart w:id="3" w:name="_Toc6702"/>
+      <w:bookmarkStart w:id="3" w:name="_Toc20496"/>
       <w:r>
         <w:t>概述</w:t>
       </w:r>
@@ -3208,7 +3216,7 @@
         <w:bidi w:val="0"/>
       </w:pPr>
       <w:bookmarkStart w:id="4" w:name="heading_1"/>
-      <w:bookmarkStart w:id="5" w:name="_Toc32130"/>
+      <w:bookmarkStart w:id="5" w:name="_Toc31931"/>
       <w:r>
         <w:t>管理体系建设与职责落实情况</w:t>
       </w:r>
@@ -3221,7 +3229,7 @@
         <w:bidi w:val="0"/>
       </w:pPr>
       <w:bookmarkStart w:id="6" w:name="heading_2"/>
-      <w:bookmarkStart w:id="7" w:name="_Toc5087"/>
+      <w:bookmarkStart w:id="7" w:name="_Toc24581"/>
       <w:r>
         <w:t>制度落地与规范明确</w:t>
       </w:r>
@@ -3243,7 +3251,7 @@
         <w:bidi w:val="0"/>
       </w:pPr>
       <w:bookmarkStart w:id="8" w:name="heading_3"/>
-      <w:bookmarkStart w:id="9" w:name="_Toc13287"/>
+      <w:bookmarkStart w:id="9" w:name="_Toc11450"/>
       <w:r>
         <w:t>岗位职责明确</w:t>
       </w:r>
@@ -3305,7 +3313,7 @@
         <w:bidi w:val="0"/>
       </w:pPr>
       <w:bookmarkStart w:id="10" w:name="heading_4"/>
-      <w:bookmarkStart w:id="11" w:name="_Toc32228"/>
+      <w:bookmarkStart w:id="11" w:name="_Toc2963"/>
       <w:r>
         <w:t>备件库运行机制与实施情况</w:t>
       </w:r>
@@ -3318,7 +3326,7 @@
         <w:bidi w:val="0"/>
       </w:pPr>
       <w:bookmarkStart w:id="12" w:name="heading_5"/>
-      <w:bookmarkStart w:id="13" w:name="_Toc26461"/>
+      <w:bookmarkStart w:id="13" w:name="_Toc26124"/>
       <w:r>
         <w:t>库体建设与分类存储</w:t>
       </w:r>
@@ -3391,7 +3399,7 @@
         <w:bidi w:val="0"/>
       </w:pPr>
       <w:bookmarkStart w:id="14" w:name="heading_6"/>
-      <w:bookmarkStart w:id="15" w:name="_Toc17301"/>
+      <w:bookmarkStart w:id="15" w:name="_Toc24512"/>
       <w:r>
         <w:t>核心流程闭环执行</w:t>
       </w:r>
@@ -3403,7 +3411,14 @@
         <w:pStyle w:val="32"/>
         <w:bidi w:val="0"/>
       </w:pPr>
-      <w:bookmarkStart w:id="16" w:name="_Toc22579"/>
+      <w:bookmarkStart w:id="16" w:name="_Toc19642"/>
+      <w:r>
+        <w:rPr>
+          <w:rFonts w:hint="eastAsia"/>
+          <w:lang w:val="en-US" w:eastAsia="zh-CN"/>
+        </w:rPr>
+        <w:t>出</w:t>
+      </w:r>
       <w:r>
         <w:t>入库管理</w:t>
       </w:r>
@@ -3425,7 +3440,17 @@
         <w:t>第一、二、三和四季度</w:t>
       </w:r>
       <w:r>
-        <w:t>备件入库准确率100%。</w:t>
+        <w:t>备件</w:t>
+      </w:r>
+      <w:r>
+        <w:rPr>
+          <w:rFonts w:hint="eastAsia"/>
+          <w:lang w:val="en-US" w:eastAsia="zh-CN"/>
+        </w:rPr>
+        <w:t>出</w:t>
+      </w:r>
+      <w:r>
+        <w:t>入库准确率100%。</w:t>
       </w:r>
     </w:p>
     <w:p>
@@ -3433,19 +3458,47 @@
         <w:pStyle w:val="32"/>
         <w:bidi w:val="0"/>
       </w:pPr>
-      <w:bookmarkStart w:id="17" w:name="_Toc1270"/>
-      <w:r>
-        <w:t>出库管理</w:t>
+      <w:bookmarkStart w:id="17" w:name="_Toc22334"/>
+      <w:r>
+        <w:rPr>
+          <w:rFonts w:hint="eastAsia"/>
+          <w:lang w:val="en-US" w:eastAsia="zh-CN"/>
+        </w:rPr>
+        <w:t>备件可用率</w:t>
+      </w:r>
+      <w:r>
+        <w:t>管理</w:t>
       </w:r>
       <w:bookmarkEnd w:id="17"/>
     </w:p>
     <w:p>
       <w:pPr>
         <w:pStyle w:val="30"/>
+        <w:keepNext w:val="0"/>
+        <w:keepLines w:val="0"/>
+        <w:pageBreakBefore w:val="0"/>
+        <w:widowControl w:val="0"/>
+        <w:kinsoku w:val="0"/>
+        <w:wordWrap/>
+        <w:overflowPunct/>
+        <w:topLinePunct w:val="0"/>
+        <w:autoSpaceDE w:val="0"/>
+        <w:autoSpaceDN w:val="0"/>
         <w:bidi w:val="0"/>
-      </w:pPr>
-      <w:r>
-        <w:t>备件领用需填写《备件领用申请表》，经审批后方可出库，库管专员同步更新台账记录。2025年度出库记录完整率100%。</w:t>
+        <w:adjustRightInd w:val="0"/>
+        <w:snapToGrid w:val="0"/>
+        <w:textAlignment w:val="baseline"/>
+        <w:rPr>
+          <w:rFonts w:hint="default"/>
+          <w:lang w:val="en-US" w:eastAsia="zh-CN"/>
+        </w:rPr>
+      </w:pPr>
+      <w:r>
+        <w:rPr>
+          <w:rFonts w:hint="default"/>
+          <w:lang w:val="en-US" w:eastAsia="zh-CN"/>
+        </w:rPr>
+        <w:t>在备件可用性保障方面，备件可用率年度考核目标值为≥95%，2025年度实际完成值为100%，满足生产维护需求，未发生因备件不可用导致的服务中断事件，表明备件储备策略合理、库存维护到位。</w:t>
       </w:r>
     </w:p>
     <w:p>
@@ -3453,7 +3506,7 @@
         <w:pStyle w:val="32"/>
         <w:bidi w:val="0"/>
       </w:pPr>
-      <w:bookmarkStart w:id="18" w:name="_Toc19337"/>
+      <w:bookmarkStart w:id="18" w:name="_Toc25671"/>
       <w:r>
         <w:t>盘点管理</w:t>
       </w:r>
@@ -3491,7 +3544,7 @@
         <w:bidi w:val="0"/>
       </w:pPr>
       <w:bookmarkStart w:id="19" w:name="heading_7"/>
-      <w:bookmarkStart w:id="20" w:name="_Toc11048"/>
+      <w:bookmarkStart w:id="20" w:name="_Toc5276"/>
       <w:r>
         <w:t>安全与质量控制</w:t>
       </w:r>
@@ -3543,7 +3596,7 @@
         <w:bidi w:val="0"/>
       </w:pPr>
       <w:bookmarkStart w:id="21" w:name="heading_8"/>
-      <w:bookmarkStart w:id="22" w:name="_Toc25717"/>
+      <w:bookmarkStart w:id="22" w:name="_Toc9664"/>
       <w:r>
         <w:t>考核指标达成情况</w:t>
       </w:r>
@@ -3609,7 +3662,7 @@
         <w:bidi w:val="0"/>
       </w:pPr>
       <w:bookmarkStart w:id="23" w:name="heading_16"/>
-      <w:bookmarkStart w:id="24" w:name="_Toc6523"/>
+      <w:bookmarkStart w:id="24" w:name="_Toc21148"/>
       <w:r>
         <w:t>总结</w:t>
       </w:r>
